--- a/template/agreement/credit_recognition_idf_spain.docx
+++ b/template/agreement/credit_recognition_idf_spain.docx
@@ -1,6 +1,6 @@
 
 <file path=word/document.xml><?xml version="1.0" encoding="utf-8"?>
-<w:document xmlns:wpc="http://schemas.microsoft.com/office/word/2010/wordprocessingCanvas" xmlns:cx="http://schemas.microsoft.com/office/drawing/2014/chartex" xmlns:cx1="http://schemas.microsoft.com/office/drawing/2015/9/8/chartex" xmlns:cx2="http://schemas.microsoft.com/office/drawing/2015/10/21/chartex" xmlns:cx3="http://schemas.microsoft.com/office/drawing/2016/5/9/chartex" xmlns:cx4="http://schemas.microsoft.com/office/drawing/2016/5/10/chartex" xmlns:cx5="http://schemas.microsoft.com/office/drawing/2016/5/11/chartex" xmlns:cx6="http://schemas.microsoft.com/office/drawing/2016/5/12/chartex" xmlns:cx7="http://schemas.microsoft.com/office/drawing/2016/5/13/chartex" xmlns:cx8="http://schemas.microsoft.com/office/drawing/2016/5/14/chartex" xmlns:mc="http://schemas.openxmlformats.org/markup-compatibility/2006" xmlns:aink="http://schemas.microsoft.com/office/drawing/2016/ink" xmlns:am3d="http://schemas.microsoft.com/office/drawing/2017/model3d" xmlns:o="urn:schemas-microsoft-com:office:office" xmlns:oel="http://schemas.microsoft.com/office/2019/extlst" xmlns:r="http://schemas.openxmlformats.org/officeDocument/2006/relationships" xmlns:m="http://schemas.openxmlformats.org/officeDocument/2006/math" xmlns:v="urn:schemas-microsoft-com:vml" xmlns:wp14="http://schemas.microsoft.com/office/word/2010/wordprocessingDrawing" xmlns:wp="http://schemas.openxmlformats.org/drawingml/2006/wordprocessingDrawing" xmlns:w10="urn:schemas-microsoft-com:office:word" xmlns:w="http://schemas.openxmlformats.org/wordprocessingml/2006/main" xmlns:w14="http://schemas.microsoft.com/office/word/2010/wordml" xmlns:w15="http://schemas.microsoft.com/office/word/2012/wordml" xmlns:w16cex="http://schemas.microsoft.com/office/word/2018/wordml/cex" xmlns:w16cid="http://schemas.microsoft.com/office/word/2016/wordml/cid" xmlns:w16="http://schemas.microsoft.com/office/word/2018/wordml" xmlns:w16du="http://schemas.microsoft.com/office/word/2023/wordml/word16du" xmlns:w16sdtdh="http://schemas.microsoft.com/office/word/2020/wordml/sdtdatahash" xmlns:w16sdtfl="http://schemas.microsoft.com/office/word/2024/wordml/sdtformatlock" xmlns:w16se="http://schemas.microsoft.com/office/word/2015/wordml/symex" xmlns:wpg="http://schemas.microsoft.com/office/word/2010/wordprocessingGroup" xmlns:wpi="http://schemas.microsoft.com/office/word/2010/wordprocessingInk" xmlns:wne="http://schemas.microsoft.com/office/word/2006/wordml" xmlns:wps="http://schemas.microsoft.com/office/word/2010/wordprocessingShape" mc:Ignorable="w14 w15 w16se w16cid w16 w16cex w16sdtdh w16sdtfl w16du wp14">
+<w:document xmlns:wpc="http://schemas.microsoft.com/office/word/2010/wordprocessingCanvas" xmlns:cx="http://schemas.microsoft.com/office/drawing/2014/chartex" xmlns:cx1="http://schemas.microsoft.com/office/drawing/2015/9/8/chartex" xmlns:cx2="http://schemas.microsoft.com/office/drawing/2015/10/21/chartex" xmlns:cx3="http://schemas.microsoft.com/office/drawing/2016/5/9/chartex" xmlns:cx4="http://schemas.microsoft.com/office/drawing/2016/5/10/chartex" xmlns:cx5="http://schemas.microsoft.com/office/drawing/2016/5/11/chartex" xmlns:cx6="http://schemas.microsoft.com/office/drawing/2016/5/12/chartex" xmlns:cx7="http://schemas.microsoft.com/office/drawing/2016/5/13/chartex" xmlns:cx8="http://schemas.microsoft.com/office/drawing/2016/5/14/chartex" xmlns:mc="http://schemas.openxmlformats.org/markup-compatibility/2006" xmlns:aink="http://schemas.microsoft.com/office/drawing/2016/ink" xmlns:am3d="http://schemas.microsoft.com/office/drawing/2017/model3d" xmlns:o="urn:schemas-microsoft-com:office:office" xmlns:r="http://schemas.openxmlformats.org/officeDocument/2006/relationships" xmlns:m="http://schemas.openxmlformats.org/officeDocument/2006/math" xmlns:v="urn:schemas-microsoft-com:vml" xmlns:wp14="http://schemas.microsoft.com/office/word/2010/wordprocessingDrawing" xmlns:wp="http://schemas.openxmlformats.org/drawingml/2006/wordprocessingDrawing" xmlns:w10="urn:schemas-microsoft-com:office:word" xmlns:w="http://schemas.openxmlformats.org/wordprocessingml/2006/main" xmlns:w14="http://schemas.microsoft.com/office/word/2010/wordml" xmlns:w15="http://schemas.microsoft.com/office/word/2012/wordml" xmlns:w16cex="http://schemas.microsoft.com/office/word/2018/wordml/cex" xmlns:w16cid="http://schemas.microsoft.com/office/word/2016/wordml/cid" xmlns:w16="http://schemas.microsoft.com/office/word/2018/wordml" xmlns:w16sdtdh="http://schemas.microsoft.com/office/word/2020/wordml/sdtdatahash" xmlns:w16se="http://schemas.microsoft.com/office/word/2015/wordml/symex" xmlns:wpg="http://schemas.microsoft.com/office/word/2010/wordprocessingGroup" xmlns:wpi="http://schemas.microsoft.com/office/word/2010/wordprocessingInk" xmlns:wne="http://schemas.microsoft.com/office/word/2006/wordml" xmlns:wps="http://schemas.microsoft.com/office/word/2010/wordprocessingShape" mc:Ignorable="w14 w15 w16se w16cid w16 w16cex w16sdtdh wp14">
   <w:body>
     <w:p>
       <w:pPr>
@@ -90,27 +90,27 @@
         <w:ind w:left="9" w:right="73"/>
         <w:rPr>
           <w:color w:val="auto"/>
-          <w:sz w:val="22"/>
-        </w:rPr>
-      </w:pPr>
-      <w:r>
-        <w:rPr>
-          <w:color w:val="auto"/>
-          <w:sz w:val="22"/>
+          <w:szCs w:val="20"/>
+        </w:rPr>
+      </w:pPr>
+      <w:r>
+        <w:rPr>
+          <w:color w:val="auto"/>
+          <w:szCs w:val="20"/>
         </w:rPr>
         <w:t>NOMBRE EMPRESA: IDFINANCE SPAIN S.A.U</w:t>
       </w:r>
       <w:r>
         <w:rPr>
           <w:color w:val="auto"/>
-          <w:sz w:val="22"/>
+          <w:szCs w:val="20"/>
         </w:rPr>
         <w:t>.</w:t>
       </w:r>
       <w:r>
         <w:rPr>
           <w:color w:val="auto"/>
-          <w:sz w:val="22"/>
+          <w:szCs w:val="20"/>
         </w:rPr>
         <w:t xml:space="preserve"> (PLAZO) </w:t>
       </w:r>
@@ -121,15 +121,15 @@
         <w:ind w:left="9" w:right="73"/>
         <w:rPr>
           <w:color w:val="auto"/>
-          <w:sz w:val="22"/>
-        </w:rPr>
-      </w:pPr>
-      <w:r>
-        <w:rPr>
-          <w:color w:val="auto"/>
-          <w:sz w:val="22"/>
-        </w:rPr>
-        <w:t>CIF: A66487190</w:t>
+          <w:szCs w:val="20"/>
+        </w:rPr>
+      </w:pPr>
+      <w:r>
+        <w:rPr>
+          <w:color w:val="auto"/>
+          <w:szCs w:val="20"/>
+        </w:rPr>
+        <w:t xml:space="preserve">CIF: A66487190     </w:t>
       </w:r>
     </w:p>
     <w:p>
@@ -139,34 +139,34 @@
         <w:jc w:val="left"/>
         <w:rPr>
           <w:rFonts w:asciiTheme="minorHAnsi" w:hAnsiTheme="minorHAnsi" w:cstheme="minorHAnsi"/>
-          <w:sz w:val="22"/>
-        </w:rPr>
-      </w:pPr>
-      <w:r>
-        <w:rPr>
-          <w:color w:val="auto"/>
-          <w:sz w:val="22"/>
+          <w:szCs w:val="20"/>
+        </w:rPr>
+      </w:pPr>
+      <w:r>
+        <w:rPr>
+          <w:color w:val="auto"/>
+          <w:szCs w:val="20"/>
         </w:rPr>
         <w:t xml:space="preserve">NOMBRE DEL TITULAR: </w:t>
       </w:r>
       <w:r>
         <w:rPr>
           <w:rFonts w:asciiTheme="minorHAnsi" w:hAnsiTheme="minorHAnsi" w:cstheme="minorHAnsi"/>
-          <w:sz w:val="22"/>
+          <w:szCs w:val="20"/>
         </w:rPr>
         <w:fldChar w:fldCharType="begin"/>
       </w:r>
       <w:r>
         <w:rPr>
           <w:rFonts w:asciiTheme="minorHAnsi" w:hAnsiTheme="minorHAnsi" w:cstheme="minorHAnsi"/>
-          <w:sz w:val="22"/>
+          <w:szCs w:val="20"/>
         </w:rPr>
         <w:instrText xml:space="preserve"> MERGEFIELD  $fullName  \* MERGEFORMAT </w:instrText>
       </w:r>
       <w:r>
         <w:rPr>
           <w:rFonts w:asciiTheme="minorHAnsi" w:hAnsiTheme="minorHAnsi" w:cstheme="minorHAnsi"/>
-          <w:sz w:val="22"/>
+          <w:szCs w:val="20"/>
         </w:rPr>
         <w:fldChar w:fldCharType="separate"/>
       </w:r>
@@ -174,14 +174,14 @@
         <w:rPr>
           <w:rFonts w:asciiTheme="minorHAnsi" w:hAnsiTheme="minorHAnsi" w:cstheme="minorHAnsi"/>
           <w:noProof/>
-          <w:sz w:val="22"/>
+          <w:szCs w:val="20"/>
         </w:rPr>
         <w:t>«$fullName»</w:t>
       </w:r>
       <w:r>
         <w:rPr>
           <w:rFonts w:asciiTheme="minorHAnsi" w:hAnsiTheme="minorHAnsi" w:cstheme="minorHAnsi"/>
-          <w:sz w:val="22"/>
+          <w:szCs w:val="20"/>
         </w:rPr>
         <w:fldChar w:fldCharType="end"/>
       </w:r>
@@ -193,27 +193,27 @@
         <w:jc w:val="left"/>
         <w:rPr>
           <w:color w:val="auto"/>
-          <w:sz w:val="22"/>
-        </w:rPr>
-      </w:pPr>
-      <w:r>
-        <w:rPr>
-          <w:rFonts w:asciiTheme="minorHAnsi" w:hAnsiTheme="minorHAnsi" w:cstheme="minorHAnsi"/>
-          <w:sz w:val="22"/>
+          <w:szCs w:val="20"/>
+        </w:rPr>
+      </w:pPr>
+      <w:r>
+        <w:rPr>
+          <w:rFonts w:asciiTheme="minorHAnsi" w:hAnsiTheme="minorHAnsi" w:cstheme="minorHAnsi"/>
+          <w:szCs w:val="20"/>
         </w:rPr>
         <w:fldChar w:fldCharType="begin"/>
       </w:r>
       <w:r>
         <w:rPr>
           <w:rFonts w:asciiTheme="minorHAnsi" w:hAnsiTheme="minorHAnsi" w:cstheme="minorHAnsi"/>
-          <w:sz w:val="22"/>
+          <w:szCs w:val="20"/>
         </w:rPr>
         <w:instrText xml:space="preserve"> MERGEFIELD  $idDocumentType  \* MERGEFORMAT </w:instrText>
       </w:r>
       <w:r>
         <w:rPr>
           <w:rFonts w:asciiTheme="minorHAnsi" w:hAnsiTheme="minorHAnsi" w:cstheme="minorHAnsi"/>
-          <w:sz w:val="22"/>
+          <w:szCs w:val="20"/>
         </w:rPr>
         <w:fldChar w:fldCharType="separate"/>
       </w:r>
@@ -221,42 +221,42 @@
         <w:rPr>
           <w:rFonts w:asciiTheme="minorHAnsi" w:hAnsiTheme="minorHAnsi" w:cstheme="minorHAnsi"/>
           <w:noProof/>
-          <w:sz w:val="22"/>
+          <w:szCs w:val="20"/>
         </w:rPr>
         <w:t>«$idDocumentType»</w:t>
       </w:r>
       <w:r>
         <w:rPr>
           <w:rFonts w:asciiTheme="minorHAnsi" w:hAnsiTheme="minorHAnsi" w:cstheme="minorHAnsi"/>
-          <w:sz w:val="22"/>
+          <w:szCs w:val="20"/>
         </w:rPr>
         <w:fldChar w:fldCharType="end"/>
       </w:r>
       <w:r>
         <w:rPr>
           <w:rFonts w:asciiTheme="minorHAnsi" w:hAnsiTheme="minorHAnsi" w:cstheme="minorHAnsi"/>
-          <w:sz w:val="22"/>
+          <w:szCs w:val="20"/>
         </w:rPr>
         <w:t xml:space="preserve">: </w:t>
       </w:r>
       <w:r>
         <w:rPr>
           <w:rFonts w:asciiTheme="minorHAnsi" w:hAnsiTheme="minorHAnsi" w:cstheme="minorHAnsi"/>
-          <w:sz w:val="22"/>
+          <w:szCs w:val="20"/>
         </w:rPr>
         <w:fldChar w:fldCharType="begin"/>
       </w:r>
       <w:r>
         <w:rPr>
           <w:rFonts w:asciiTheme="minorHAnsi" w:hAnsiTheme="minorHAnsi" w:cstheme="minorHAnsi"/>
-          <w:sz w:val="22"/>
+          <w:szCs w:val="20"/>
         </w:rPr>
         <w:instrText xml:space="preserve"> MERGEFIELD  $dni  \* MERGEFORMAT </w:instrText>
       </w:r>
       <w:r>
         <w:rPr>
           <w:rFonts w:asciiTheme="minorHAnsi" w:hAnsiTheme="minorHAnsi" w:cstheme="minorHAnsi"/>
-          <w:sz w:val="22"/>
+          <w:szCs w:val="20"/>
         </w:rPr>
         <w:fldChar w:fldCharType="separate"/>
       </w:r>
@@ -264,14 +264,14 @@
         <w:rPr>
           <w:rFonts w:asciiTheme="minorHAnsi" w:hAnsiTheme="minorHAnsi" w:cstheme="minorHAnsi"/>
           <w:noProof/>
-          <w:sz w:val="22"/>
+          <w:szCs w:val="20"/>
         </w:rPr>
         <w:t>«$dni»</w:t>
       </w:r>
       <w:r>
         <w:rPr>
           <w:rFonts w:asciiTheme="minorHAnsi" w:hAnsiTheme="minorHAnsi" w:cstheme="minorHAnsi"/>
-          <w:sz w:val="22"/>
+          <w:szCs w:val="20"/>
         </w:rPr>
         <w:fldChar w:fldCharType="end"/>
       </w:r>
@@ -282,34 +282,34 @@
         <w:ind w:left="9" w:right="73"/>
         <w:rPr>
           <w:color w:val="auto"/>
-          <w:sz w:val="22"/>
-        </w:rPr>
-      </w:pPr>
-      <w:r>
-        <w:rPr>
-          <w:color w:val="auto"/>
-          <w:sz w:val="22"/>
+          <w:szCs w:val="20"/>
+        </w:rPr>
+      </w:pPr>
+      <w:r>
+        <w:rPr>
+          <w:color w:val="auto"/>
+          <w:szCs w:val="20"/>
         </w:rPr>
         <w:t xml:space="preserve">REFERENCIA CONTRATO: </w:t>
       </w:r>
       <w:r>
         <w:rPr>
           <w:rFonts w:asciiTheme="minorHAnsi" w:hAnsiTheme="minorHAnsi" w:cstheme="minorHAnsi"/>
-          <w:sz w:val="22"/>
+          <w:szCs w:val="20"/>
         </w:rPr>
         <w:fldChar w:fldCharType="begin"/>
       </w:r>
       <w:r>
         <w:rPr>
           <w:rFonts w:asciiTheme="minorHAnsi" w:hAnsiTheme="minorHAnsi" w:cstheme="minorHAnsi"/>
-          <w:sz w:val="22"/>
+          <w:szCs w:val="20"/>
         </w:rPr>
         <w:instrText xml:space="preserve"> MERGEFIELD  $creditData.id  \* MERGEFORMAT </w:instrText>
       </w:r>
       <w:r>
         <w:rPr>
           <w:rFonts w:asciiTheme="minorHAnsi" w:hAnsiTheme="minorHAnsi" w:cstheme="minorHAnsi"/>
-          <w:sz w:val="22"/>
+          <w:szCs w:val="20"/>
         </w:rPr>
         <w:fldChar w:fldCharType="separate"/>
       </w:r>
@@ -317,14 +317,14 @@
         <w:rPr>
           <w:rFonts w:asciiTheme="minorHAnsi" w:hAnsiTheme="minorHAnsi" w:cstheme="minorHAnsi"/>
           <w:noProof/>
-          <w:sz w:val="22"/>
+          <w:szCs w:val="20"/>
         </w:rPr>
         <w:t>«$creditData.id»</w:t>
       </w:r>
       <w:r>
         <w:rPr>
           <w:rFonts w:asciiTheme="minorHAnsi" w:hAnsiTheme="minorHAnsi" w:cstheme="minorHAnsi"/>
-          <w:sz w:val="22"/>
+          <w:szCs w:val="20"/>
         </w:rPr>
         <w:fldChar w:fldCharType="end"/>
       </w:r>
@@ -336,9 +336,16 @@
         <w:jc w:val="left"/>
         <w:rPr>
           <w:color w:val="auto"/>
-          <w:sz w:val="22"/>
-        </w:rPr>
-      </w:pPr>
+          <w:szCs w:val="20"/>
+        </w:rPr>
+      </w:pPr>
+      <w:r>
+        <w:rPr>
+          <w:color w:val="auto"/>
+          <w:szCs w:val="20"/>
+        </w:rPr>
+        <w:t xml:space="preserve">        </w:t>
+      </w:r>
     </w:p>
     <w:p>
       <w:pPr>
@@ -346,77 +353,31 @@
         <w:ind w:left="9" w:right="73"/>
         <w:rPr>
           <w:color w:val="auto"/>
-          <w:sz w:val="22"/>
-        </w:rPr>
-      </w:pPr>
-      <w:r>
-        <w:rPr>
-          <w:color w:val="auto"/>
-          <w:sz w:val="22"/>
-        </w:rPr>
-        <w:t xml:space="preserve">D. </w:t>
-      </w:r>
-      <w:r>
-        <w:rPr>
-          <w:color w:val="auto"/>
-          <w:sz w:val="22"/>
-          <w:shd w:val="clear" w:color="auto" w:fill="FFFFFF"/>
-        </w:rPr>
-        <w:t>VITALI YERMAKOU</w:t>
-      </w:r>
-      <w:r>
-        <w:rPr>
-          <w:color w:val="auto"/>
-          <w:sz w:val="22"/>
-        </w:rPr>
-        <w:t>,</w:t>
-      </w:r>
-      <w:r>
-        <w:rPr>
-          <w:color w:val="auto"/>
-          <w:sz w:val="22"/>
-        </w:rPr>
-        <w:t xml:space="preserve"> persona física representante de la</w:t>
-      </w:r>
-      <w:r>
-        <w:rPr>
-          <w:color w:val="auto"/>
-          <w:sz w:val="22"/>
-        </w:rPr>
-        <w:t xml:space="preserve"> </w:t>
-      </w:r>
-      <w:r>
-        <w:rPr>
-          <w:color w:val="auto"/>
-          <w:sz w:val="22"/>
-        </w:rPr>
-        <w:t xml:space="preserve">entidad </w:t>
-      </w:r>
-      <w:r>
-        <w:rPr>
-          <w:color w:val="auto"/>
-          <w:sz w:val="22"/>
-        </w:rPr>
-        <w:t>Administrador</w:t>
-      </w:r>
-      <w:r>
-        <w:rPr>
-          <w:color w:val="auto"/>
-          <w:sz w:val="22"/>
-        </w:rPr>
-        <w:t>a Única</w:t>
-      </w:r>
-      <w:r>
-        <w:rPr>
-          <w:color w:val="auto"/>
-          <w:sz w:val="22"/>
-        </w:rPr>
-        <w:t xml:space="preserve"> de IDFINANCE SPAIN S.A.U</w:t>
-      </w:r>
-      <w:r>
-        <w:rPr>
-          <w:color w:val="auto"/>
-          <w:sz w:val="22"/>
+          <w:szCs w:val="20"/>
+          <w:lang w:val="en-US"/>
+        </w:rPr>
+      </w:pPr>
+      <w:r>
+        <w:rPr>
+          <w:color w:val="auto"/>
+          <w:szCs w:val="20"/>
+          <w:lang w:val="en-US"/>
+        </w:rPr>
+        <w:t>Corrado Graziani, Global Head of Collections,</w:t>
+      </w:r>
+      <w:r>
+        <w:rPr>
+          <w:color w:val="auto"/>
+          <w:szCs w:val="20"/>
+          <w:lang w:val="en-US"/>
+        </w:rPr>
+        <w:t xml:space="preserve"> IDFINANCE SPAIN S.A.U</w:t>
+      </w:r>
+      <w:r>
+        <w:rPr>
+          <w:color w:val="auto"/>
+          <w:szCs w:val="20"/>
+          <w:lang w:val="en-US"/>
         </w:rPr>
         <w:t>, ID FINANCE INVESTMENTS, S.L.</w:t>
       </w:r>
@@ -428,9 +389,19 @@
         <w:jc w:val="center"/>
         <w:rPr>
           <w:color w:val="auto"/>
-          <w:sz w:val="22"/>
-        </w:rPr>
-      </w:pPr>
+          <w:szCs w:val="20"/>
+          <w:lang w:val="en-US"/>
+        </w:rPr>
+      </w:pPr>
+      <w:r>
+        <w:rPr>
+          <w:b/>
+          <w:color w:val="auto"/>
+          <w:szCs w:val="20"/>
+          <w:lang w:val="en-US"/>
+        </w:rPr>
+        <w:t xml:space="preserve"> </w:t>
+      </w:r>
     </w:p>
     <w:p>
       <w:pPr>
@@ -438,14 +409,14 @@
         <w:ind w:left="1" w:right="73" w:firstLine="0"/>
         <w:rPr>
           <w:color w:val="auto"/>
-          <w:sz w:val="22"/>
+          <w:szCs w:val="20"/>
         </w:rPr>
       </w:pPr>
       <w:r>
         <w:rPr>
           <w:b/>
           <w:color w:val="auto"/>
-          <w:sz w:val="22"/>
+          <w:szCs w:val="20"/>
           <w:u w:val="single" w:color="000000"/>
         </w:rPr>
         <w:t>CERTIFICA</w:t>
@@ -453,7 +424,7 @@
       <w:r>
         <w:rPr>
           <w:color w:val="auto"/>
-          <w:sz w:val="22"/>
+          <w:szCs w:val="20"/>
         </w:rPr>
         <w:t>:</w:t>
       </w:r>
@@ -464,7 +435,7 @@
         <w:ind w:left="11" w:right="74" w:hanging="11"/>
         <w:rPr>
           <w:color w:val="auto"/>
-          <w:sz w:val="22"/>
+          <w:szCs w:val="20"/>
         </w:rPr>
       </w:pPr>
     </w:p>
@@ -474,34 +445,34 @@
         <w:ind w:left="9" w:right="73"/>
         <w:rPr>
           <w:color w:val="auto"/>
-          <w:sz w:val="22"/>
-        </w:rPr>
-      </w:pPr>
-      <w:r>
-        <w:rPr>
-          <w:color w:val="auto"/>
-          <w:sz w:val="22"/>
+          <w:szCs w:val="20"/>
+        </w:rPr>
+      </w:pPr>
+      <w:r>
+        <w:rPr>
+          <w:color w:val="auto"/>
+          <w:szCs w:val="20"/>
         </w:rPr>
         <w:t xml:space="preserve">En fecha </w:t>
       </w:r>
       <w:r>
         <w:rPr>
           <w:rFonts w:asciiTheme="minorHAnsi" w:hAnsiTheme="minorHAnsi" w:cstheme="minorHAnsi"/>
-          <w:sz w:val="22"/>
+          <w:szCs w:val="20"/>
         </w:rPr>
         <w:fldChar w:fldCharType="begin"/>
       </w:r>
       <w:r>
         <w:rPr>
           <w:rFonts w:asciiTheme="minorHAnsi" w:hAnsiTheme="minorHAnsi" w:cstheme="minorHAnsi"/>
-          <w:sz w:val="22"/>
+          <w:szCs w:val="20"/>
         </w:rPr>
         <w:instrText xml:space="preserve"> MERGEFIELD  $creditData.date  \* MERGEFORMAT </w:instrText>
       </w:r>
       <w:r>
         <w:rPr>
           <w:rFonts w:asciiTheme="minorHAnsi" w:hAnsiTheme="minorHAnsi" w:cstheme="minorHAnsi"/>
-          <w:sz w:val="22"/>
+          <w:szCs w:val="20"/>
         </w:rPr>
         <w:fldChar w:fldCharType="separate"/>
       </w:r>
@@ -509,49 +480,49 @@
         <w:rPr>
           <w:rFonts w:asciiTheme="minorHAnsi" w:hAnsiTheme="minorHAnsi" w:cstheme="minorHAnsi"/>
           <w:noProof/>
-          <w:sz w:val="22"/>
+          <w:szCs w:val="20"/>
         </w:rPr>
         <w:t>«$creditData.date»</w:t>
       </w:r>
       <w:r>
         <w:rPr>
           <w:rFonts w:asciiTheme="minorHAnsi" w:hAnsiTheme="minorHAnsi" w:cstheme="minorHAnsi"/>
-          <w:sz w:val="22"/>
+          <w:szCs w:val="20"/>
         </w:rPr>
         <w:fldChar w:fldCharType="end"/>
       </w:r>
       <w:r>
         <w:rPr>
           <w:color w:val="auto"/>
-          <w:sz w:val="22"/>
+          <w:szCs w:val="20"/>
         </w:rPr>
         <w:t xml:space="preserve">, IDFINANCE SPAIN, S.A.U, concedió a </w:t>
       </w:r>
       <w:r>
         <w:rPr>
           <w:rStyle w:val="ui-provider"/>
-          <w:sz w:val="22"/>
+          <w:szCs w:val="20"/>
         </w:rPr>
         <w:t xml:space="preserve">D./Dña. </w:t>
       </w:r>
       <w:r>
         <w:rPr>
           <w:rFonts w:asciiTheme="minorHAnsi" w:hAnsiTheme="minorHAnsi" w:cstheme="minorHAnsi"/>
-          <w:sz w:val="22"/>
+          <w:szCs w:val="20"/>
         </w:rPr>
         <w:fldChar w:fldCharType="begin"/>
       </w:r>
       <w:r>
         <w:rPr>
           <w:rFonts w:asciiTheme="minorHAnsi" w:hAnsiTheme="minorHAnsi" w:cstheme="minorHAnsi"/>
-          <w:sz w:val="22"/>
+          <w:szCs w:val="20"/>
         </w:rPr>
         <w:instrText xml:space="preserve"> MERGEFIELD  $fullName  \* MERGEFORMAT </w:instrText>
       </w:r>
       <w:r>
         <w:rPr>
           <w:rFonts w:asciiTheme="minorHAnsi" w:hAnsiTheme="minorHAnsi" w:cstheme="minorHAnsi"/>
-          <w:sz w:val="22"/>
+          <w:szCs w:val="20"/>
         </w:rPr>
         <w:fldChar w:fldCharType="separate"/>
       </w:r>
@@ -559,91 +530,91 @@
         <w:rPr>
           <w:rFonts w:asciiTheme="minorHAnsi" w:hAnsiTheme="minorHAnsi" w:cstheme="minorHAnsi"/>
           <w:noProof/>
-          <w:sz w:val="22"/>
+          <w:szCs w:val="20"/>
         </w:rPr>
         <w:t>«$fullName»</w:t>
       </w:r>
       <w:r>
         <w:rPr>
           <w:rFonts w:asciiTheme="minorHAnsi" w:hAnsiTheme="minorHAnsi" w:cstheme="minorHAnsi"/>
-          <w:sz w:val="22"/>
+          <w:szCs w:val="20"/>
         </w:rPr>
         <w:fldChar w:fldCharType="end"/>
       </w:r>
       <w:r>
         <w:rPr>
           <w:color w:val="auto"/>
-          <w:sz w:val="22"/>
+          <w:szCs w:val="20"/>
         </w:rPr>
         <w:t>, un</w:t>
       </w:r>
       <w:r>
         <w:rPr>
           <w:color w:val="auto"/>
-          <w:sz w:val="22"/>
+          <w:szCs w:val="20"/>
         </w:rPr>
         <w:t>a</w:t>
       </w:r>
       <w:r>
         <w:rPr>
           <w:color w:val="auto"/>
-          <w:sz w:val="22"/>
+          <w:szCs w:val="20"/>
         </w:rPr>
         <w:t xml:space="preserve"> </w:t>
       </w:r>
       <w:r>
         <w:rPr>
           <w:rStyle w:val="ui-provider"/>
-          <w:sz w:val="22"/>
+          <w:szCs w:val="20"/>
         </w:rPr>
         <w:t>L</w:t>
       </w:r>
       <w:r>
         <w:rPr>
           <w:rStyle w:val="ui-provider"/>
-          <w:sz w:val="22"/>
+          <w:szCs w:val="20"/>
         </w:rPr>
         <w:t>Í</w:t>
       </w:r>
       <w:r>
         <w:rPr>
           <w:rStyle w:val="ui-provider"/>
-          <w:sz w:val="22"/>
+          <w:szCs w:val="20"/>
         </w:rPr>
         <w:t>NEA DE CRÉDITO</w:t>
       </w:r>
       <w:r>
         <w:rPr>
           <w:color w:val="auto"/>
-          <w:sz w:val="22"/>
+          <w:szCs w:val="20"/>
         </w:rPr>
         <w:t xml:space="preserve"> por importe de</w:t>
       </w:r>
       <w:r>
         <w:rPr>
           <w:color w:val="auto"/>
-          <w:sz w:val="22"/>
+          <w:szCs w:val="20"/>
         </w:rPr>
         <w:t xml:space="preserve"> </w:t>
       </w:r>
       <w:r>
         <w:rPr>
           <w:rFonts w:asciiTheme="minorHAnsi" w:hAnsiTheme="minorHAnsi" w:cstheme="minorHAnsi"/>
-          <w:sz w:val="22"/>
+          <w:szCs w:val="20"/>
         </w:rPr>
         <w:fldChar w:fldCharType="begin"/>
       </w:r>
       <w:r>
         <w:rPr>
           <w:rFonts w:asciiTheme="minorHAnsi" w:hAnsiTheme="minorHAnsi" w:cstheme="minorHAnsi"/>
-          <w:sz w:val="22"/>
+          <w:szCs w:val="20"/>
         </w:rPr>
         <w:instrText xml:space="preserve"> MERGEFIELD  $creditData.amountInWords  \* MERGEFORMAT </w:instrText>
       </w:r>
       <w:r>
         <w:rPr>
           <w:rFonts w:asciiTheme="minorHAnsi" w:hAnsiTheme="minorHAnsi" w:cstheme="minorHAnsi"/>
-          <w:sz w:val="22"/>
+          <w:szCs w:val="20"/>
         </w:rPr>
         <w:fldChar w:fldCharType="separate"/>
       </w:r>
@@ -651,42 +622,42 @@
         <w:rPr>
           <w:rFonts w:asciiTheme="minorHAnsi" w:hAnsiTheme="minorHAnsi" w:cstheme="minorHAnsi"/>
           <w:noProof/>
-          <w:sz w:val="22"/>
+          <w:szCs w:val="20"/>
         </w:rPr>
         <w:t>«$creditData.amountInWords»</w:t>
       </w:r>
       <w:r>
         <w:rPr>
           <w:rFonts w:asciiTheme="minorHAnsi" w:hAnsiTheme="minorHAnsi" w:cstheme="minorHAnsi"/>
-          <w:sz w:val="22"/>
+          <w:szCs w:val="20"/>
         </w:rPr>
         <w:fldChar w:fldCharType="end"/>
       </w:r>
       <w:r>
         <w:rPr>
           <w:rFonts w:asciiTheme="minorHAnsi" w:hAnsiTheme="minorHAnsi" w:cstheme="minorHAnsi"/>
-          <w:sz w:val="22"/>
+          <w:szCs w:val="20"/>
         </w:rPr>
         <w:t xml:space="preserve"> (</w:t>
       </w:r>
       <w:r>
         <w:rPr>
           <w:rFonts w:asciiTheme="minorHAnsi" w:hAnsiTheme="minorHAnsi" w:cstheme="minorHAnsi"/>
-          <w:sz w:val="22"/>
+          <w:szCs w:val="20"/>
         </w:rPr>
         <w:fldChar w:fldCharType="begin"/>
       </w:r>
       <w:r>
         <w:rPr>
           <w:rFonts w:asciiTheme="minorHAnsi" w:hAnsiTheme="minorHAnsi" w:cstheme="minorHAnsi"/>
-          <w:sz w:val="22"/>
+          <w:szCs w:val="20"/>
         </w:rPr>
         <w:instrText xml:space="preserve"> MERGEFIELD  $creditData.amount  \* MERGEFORMAT </w:instrText>
       </w:r>
       <w:r>
         <w:rPr>
           <w:rFonts w:asciiTheme="minorHAnsi" w:hAnsiTheme="minorHAnsi" w:cstheme="minorHAnsi"/>
-          <w:sz w:val="22"/>
+          <w:szCs w:val="20"/>
         </w:rPr>
         <w:fldChar w:fldCharType="separate"/>
       </w:r>
@@ -694,56 +665,56 @@
         <w:rPr>
           <w:rFonts w:asciiTheme="minorHAnsi" w:hAnsiTheme="minorHAnsi" w:cstheme="minorHAnsi"/>
           <w:noProof/>
-          <w:sz w:val="22"/>
+          <w:szCs w:val="20"/>
         </w:rPr>
         <w:t>«$creditData.amount»</w:t>
       </w:r>
       <w:r>
         <w:rPr>
           <w:rFonts w:asciiTheme="minorHAnsi" w:hAnsiTheme="minorHAnsi" w:cstheme="minorHAnsi"/>
-          <w:sz w:val="22"/>
+          <w:szCs w:val="20"/>
         </w:rPr>
         <w:fldChar w:fldCharType="end"/>
       </w:r>
       <w:r>
         <w:rPr>
           <w:rFonts w:asciiTheme="minorHAnsi" w:hAnsiTheme="minorHAnsi" w:cstheme="minorHAnsi"/>
-          <w:sz w:val="22"/>
+          <w:szCs w:val="20"/>
         </w:rPr>
         <w:t xml:space="preserve"> €)</w:t>
       </w:r>
       <w:r>
         <w:rPr>
           <w:color w:val="auto"/>
-          <w:sz w:val="22"/>
+          <w:szCs w:val="20"/>
         </w:rPr>
         <w:t>, correspondiente con el contrato de préstamo número</w:t>
       </w:r>
       <w:r>
         <w:rPr>
           <w:color w:val="auto"/>
-          <w:sz w:val="22"/>
+          <w:szCs w:val="20"/>
         </w:rPr>
         <w:t xml:space="preserve"> </w:t>
       </w:r>
       <w:r>
         <w:rPr>
           <w:rFonts w:asciiTheme="minorHAnsi" w:hAnsiTheme="minorHAnsi" w:cstheme="minorHAnsi"/>
-          <w:sz w:val="22"/>
+          <w:szCs w:val="20"/>
         </w:rPr>
         <w:fldChar w:fldCharType="begin"/>
       </w:r>
       <w:r>
         <w:rPr>
           <w:rFonts w:asciiTheme="minorHAnsi" w:hAnsiTheme="minorHAnsi" w:cstheme="minorHAnsi"/>
-          <w:sz w:val="22"/>
+          <w:szCs w:val="20"/>
         </w:rPr>
         <w:instrText xml:space="preserve"> MERGEFIELD  $creditData.id  \* MERGEFORMAT </w:instrText>
       </w:r>
       <w:r>
         <w:rPr>
           <w:rFonts w:asciiTheme="minorHAnsi" w:hAnsiTheme="minorHAnsi" w:cstheme="minorHAnsi"/>
-          <w:sz w:val="22"/>
+          <w:szCs w:val="20"/>
         </w:rPr>
         <w:fldChar w:fldCharType="separate"/>
       </w:r>
@@ -751,23 +722,23 @@
         <w:rPr>
           <w:rFonts w:asciiTheme="minorHAnsi" w:hAnsiTheme="minorHAnsi" w:cstheme="minorHAnsi"/>
           <w:noProof/>
-          <w:sz w:val="22"/>
+          <w:szCs w:val="20"/>
         </w:rPr>
         <w:t>«$creditData.id»</w:t>
       </w:r>
       <w:r>
         <w:rPr>
           <w:rFonts w:asciiTheme="minorHAnsi" w:hAnsiTheme="minorHAnsi" w:cstheme="minorHAnsi"/>
-          <w:sz w:val="22"/>
+          <w:szCs w:val="20"/>
         </w:rPr>
         <w:fldChar w:fldCharType="end"/>
       </w:r>
       <w:r>
         <w:rPr>
           <w:color w:val="auto"/>
-          <w:sz w:val="22"/>
-        </w:rPr>
-        <w:t>.</w:t>
+          <w:szCs w:val="20"/>
+        </w:rPr>
+        <w:t xml:space="preserve">.       </w:t>
       </w:r>
     </w:p>
     <w:p>
@@ -776,7 +747,7 @@
         <w:ind w:left="9" w:right="73"/>
         <w:rPr>
           <w:color w:val="auto"/>
-          <w:sz w:val="22"/>
+          <w:szCs w:val="20"/>
         </w:rPr>
       </w:pPr>
     </w:p>
@@ -786,13 +757,13 @@
         <w:ind w:left="9" w:right="73"/>
         <w:rPr>
           <w:color w:val="auto"/>
-          <w:sz w:val="22"/>
-        </w:rPr>
-      </w:pPr>
-      <w:r>
-        <w:rPr>
-          <w:color w:val="auto"/>
-          <w:sz w:val="22"/>
+          <w:szCs w:val="20"/>
+        </w:rPr>
+      </w:pPr>
+      <w:r>
+        <w:rPr>
+          <w:color w:val="auto"/>
+          <w:szCs w:val="20"/>
         </w:rPr>
         <w:t xml:space="preserve">Que, en fecha del presente certificado, el/la </w:t>
       </w:r>
@@ -800,28 +771,28 @@
         <w:rPr>
           <w:rFonts w:asciiTheme="minorHAnsi" w:hAnsiTheme="minorHAnsi" w:cstheme="minorHAnsi"/>
           <w:color w:val="auto"/>
-          <w:sz w:val="22"/>
+          <w:szCs w:val="20"/>
         </w:rPr>
         <w:t xml:space="preserve">Sr./a. </w:t>
       </w:r>
       <w:r>
         <w:rPr>
           <w:rFonts w:asciiTheme="minorHAnsi" w:hAnsiTheme="minorHAnsi" w:cstheme="minorHAnsi"/>
-          <w:sz w:val="22"/>
+          <w:szCs w:val="20"/>
         </w:rPr>
         <w:fldChar w:fldCharType="begin"/>
       </w:r>
       <w:r>
         <w:rPr>
           <w:rFonts w:asciiTheme="minorHAnsi" w:hAnsiTheme="minorHAnsi" w:cstheme="minorHAnsi"/>
-          <w:sz w:val="22"/>
+          <w:szCs w:val="20"/>
         </w:rPr>
         <w:instrText xml:space="preserve"> MERGEFIELD  $fullName  \* MERGEFORMAT </w:instrText>
       </w:r>
       <w:r>
         <w:rPr>
           <w:rFonts w:asciiTheme="minorHAnsi" w:hAnsiTheme="minorHAnsi" w:cstheme="minorHAnsi"/>
-          <w:sz w:val="22"/>
+          <w:szCs w:val="20"/>
         </w:rPr>
         <w:fldChar w:fldCharType="separate"/>
       </w:r>
@@ -829,56 +800,56 @@
         <w:rPr>
           <w:rFonts w:asciiTheme="minorHAnsi" w:hAnsiTheme="minorHAnsi" w:cstheme="minorHAnsi"/>
           <w:noProof/>
-          <w:sz w:val="22"/>
+          <w:szCs w:val="20"/>
         </w:rPr>
         <w:t>«$fullName»</w:t>
       </w:r>
       <w:r>
         <w:rPr>
           <w:rFonts w:asciiTheme="minorHAnsi" w:hAnsiTheme="minorHAnsi" w:cstheme="minorHAnsi"/>
-          <w:sz w:val="22"/>
+          <w:szCs w:val="20"/>
         </w:rPr>
         <w:fldChar w:fldCharType="end"/>
       </w:r>
       <w:r>
         <w:rPr>
           <w:rFonts w:asciiTheme="minorHAnsi" w:hAnsiTheme="minorHAnsi" w:cstheme="minorHAnsi"/>
-          <w:sz w:val="22"/>
+          <w:szCs w:val="20"/>
         </w:rPr>
         <w:t xml:space="preserve"> </w:t>
       </w:r>
       <w:r>
         <w:rPr>
           <w:color w:val="auto"/>
-          <w:sz w:val="22"/>
+          <w:szCs w:val="20"/>
         </w:rPr>
         <w:t>presenta una deuda a favor de IDFINANCE SPAIN S.A.U. por un importe de</w:t>
       </w:r>
       <w:r>
         <w:rPr>
           <w:color w:val="auto"/>
-          <w:sz w:val="22"/>
+          <w:szCs w:val="20"/>
         </w:rPr>
         <w:t xml:space="preserve"> </w:t>
       </w:r>
       <w:r>
         <w:rPr>
           <w:rFonts w:asciiTheme="minorHAnsi" w:hAnsiTheme="minorHAnsi" w:cstheme="minorHAnsi"/>
-          <w:sz w:val="22"/>
+          <w:szCs w:val="20"/>
         </w:rPr>
         <w:fldChar w:fldCharType="begin"/>
       </w:r>
       <w:r>
         <w:rPr>
           <w:rFonts w:asciiTheme="minorHAnsi" w:hAnsiTheme="minorHAnsi" w:cstheme="minorHAnsi"/>
-          <w:sz w:val="22"/>
+          <w:szCs w:val="20"/>
         </w:rPr>
         <w:instrText xml:space="preserve"> MERGEFIELD  $creditData.totalDebtInWords  \* MERGEFORMAT </w:instrText>
       </w:r>
       <w:r>
         <w:rPr>
           <w:rFonts w:asciiTheme="minorHAnsi" w:hAnsiTheme="minorHAnsi" w:cstheme="minorHAnsi"/>
-          <w:sz w:val="22"/>
+          <w:szCs w:val="20"/>
         </w:rPr>
         <w:fldChar w:fldCharType="separate"/>
       </w:r>
@@ -886,42 +857,42 @@
         <w:rPr>
           <w:rFonts w:asciiTheme="minorHAnsi" w:hAnsiTheme="minorHAnsi" w:cstheme="minorHAnsi"/>
           <w:noProof/>
-          <w:sz w:val="22"/>
+          <w:szCs w:val="20"/>
         </w:rPr>
         <w:t>«$creditData.totalDebtInWords»</w:t>
       </w:r>
       <w:r>
         <w:rPr>
           <w:rFonts w:asciiTheme="minorHAnsi" w:hAnsiTheme="minorHAnsi" w:cstheme="minorHAnsi"/>
-          <w:sz w:val="22"/>
+          <w:szCs w:val="20"/>
         </w:rPr>
         <w:fldChar w:fldCharType="end"/>
       </w:r>
       <w:r>
         <w:rPr>
           <w:rFonts w:asciiTheme="minorHAnsi" w:hAnsiTheme="minorHAnsi" w:cstheme="minorHAnsi"/>
-          <w:sz w:val="22"/>
+          <w:szCs w:val="20"/>
         </w:rPr>
         <w:t xml:space="preserve"> (</w:t>
       </w:r>
       <w:r>
         <w:rPr>
           <w:rFonts w:asciiTheme="minorHAnsi" w:hAnsiTheme="minorHAnsi" w:cstheme="minorHAnsi"/>
-          <w:sz w:val="22"/>
+          <w:szCs w:val="20"/>
         </w:rPr>
         <w:fldChar w:fldCharType="begin"/>
       </w:r>
       <w:r>
         <w:rPr>
           <w:rFonts w:asciiTheme="minorHAnsi" w:hAnsiTheme="minorHAnsi" w:cstheme="minorHAnsi"/>
-          <w:sz w:val="22"/>
+          <w:szCs w:val="20"/>
         </w:rPr>
         <w:instrText xml:space="preserve"> MERGEFIELD  $creditData.totalDebt  \* MERGEFORMAT </w:instrText>
       </w:r>
       <w:r>
         <w:rPr>
           <w:rFonts w:asciiTheme="minorHAnsi" w:hAnsiTheme="minorHAnsi" w:cstheme="minorHAnsi"/>
-          <w:sz w:val="22"/>
+          <w:szCs w:val="20"/>
         </w:rPr>
         <w:fldChar w:fldCharType="separate"/>
       </w:r>
@@ -929,42 +900,28 @@
         <w:rPr>
           <w:rFonts w:asciiTheme="minorHAnsi" w:hAnsiTheme="minorHAnsi" w:cstheme="minorHAnsi"/>
           <w:noProof/>
-          <w:sz w:val="22"/>
+          <w:szCs w:val="20"/>
         </w:rPr>
         <w:t>«$creditData.totalDebt»</w:t>
       </w:r>
       <w:r>
         <w:rPr>
           <w:rFonts w:asciiTheme="minorHAnsi" w:hAnsiTheme="minorHAnsi" w:cstheme="minorHAnsi"/>
-          <w:sz w:val="22"/>
+          <w:szCs w:val="20"/>
         </w:rPr>
         <w:fldChar w:fldCharType="end"/>
       </w:r>
       <w:r>
         <w:rPr>
           <w:rFonts w:asciiTheme="minorHAnsi" w:hAnsiTheme="minorHAnsi" w:cstheme="minorHAnsi"/>
-          <w:sz w:val="22"/>
-        </w:rPr>
-        <w:t xml:space="preserve"> </w:t>
-      </w:r>
-      <w:r>
-        <w:rPr>
-          <w:rFonts w:asciiTheme="minorHAnsi" w:hAnsiTheme="minorHAnsi" w:cstheme="minorHAnsi"/>
-          <w:sz w:val="22"/>
-        </w:rPr>
-        <w:t>€</w:t>
-      </w:r>
-      <w:r>
-        <w:rPr>
-          <w:rFonts w:asciiTheme="minorHAnsi" w:hAnsiTheme="minorHAnsi" w:cstheme="minorHAnsi"/>
-          <w:sz w:val="22"/>
-        </w:rPr>
-        <w:t>)</w:t>
-      </w:r>
-      <w:r>
-        <w:rPr>
-          <w:color w:val="auto"/>
-          <w:sz w:val="22"/>
+          <w:szCs w:val="20"/>
+        </w:rPr>
+        <w:t xml:space="preserve"> €)</w:t>
+      </w:r>
+      <w:r>
+        <w:rPr>
+          <w:color w:val="auto"/>
+          <w:szCs w:val="20"/>
         </w:rPr>
         <w:t>, que se desglosa en los siguientes conceptos:</w:t>
       </w:r>
@@ -988,8 +945,8 @@
         <w:tblLook w:val="04A0" w:firstRow="1" w:lastRow="0" w:firstColumn="1" w:lastColumn="0" w:noHBand="0" w:noVBand="1"/>
       </w:tblPr>
       <w:tblGrid>
-        <w:gridCol w:w="3922"/>
-        <w:gridCol w:w="3222"/>
+        <w:gridCol w:w="3686"/>
+        <w:gridCol w:w="3497"/>
       </w:tblGrid>
       <w:tr>
         <w:trPr>
@@ -997,7 +954,7 @@
         </w:trPr>
         <w:tc>
           <w:tcPr>
-            <w:tcW w:w="3922" w:type="dxa"/>
+            <w:tcW w:w="3686" w:type="dxa"/>
             <w:shd w:val="clear" w:color="auto" w:fill="C5E0B3" w:themeFill="accent6" w:themeFillTint="66"/>
             <w:vAlign w:val="center"/>
           </w:tcPr>
@@ -1006,14 +963,12 @@
               <w:spacing w:after="0" w:line="240" w:lineRule="auto"/>
               <w:ind w:left="0" w:right="73" w:firstLine="0"/>
               <w:rPr>
-                <w:rFonts w:asciiTheme="minorHAnsi" w:hAnsiTheme="minorHAnsi" w:cstheme="minorHAnsi"/>
                 <w:color w:val="auto"/>
                 <w:szCs w:val="20"/>
               </w:rPr>
             </w:pPr>
             <w:r>
               <w:rPr>
-                <w:rFonts w:asciiTheme="minorHAnsi" w:hAnsiTheme="minorHAnsi" w:cstheme="minorHAnsi"/>
                 <w:color w:val="auto"/>
                 <w:szCs w:val="20"/>
               </w:rPr>
@@ -1023,7 +978,7 @@
         </w:tc>
         <w:tc>
           <w:tcPr>
-            <w:tcW w:w="3222" w:type="dxa"/>
+            <w:tcW w:w="3497" w:type="dxa"/>
             <w:shd w:val="clear" w:color="auto" w:fill="C5E0B3" w:themeFill="accent6" w:themeFillTint="66"/>
           </w:tcPr>
           <w:p>
@@ -1032,7 +987,6 @@
               <w:ind w:left="0" w:right="73" w:firstLine="0"/>
               <w:jc w:val="center"/>
               <w:rPr>
-                <w:rFonts w:asciiTheme="minorHAnsi" w:hAnsiTheme="minorHAnsi" w:cstheme="minorHAnsi"/>
                 <w:color w:val="auto"/>
                 <w:szCs w:val="20"/>
                 <w:lang w:val="ru-RU"/>
@@ -1105,7 +1059,7 @@
         </w:trPr>
         <w:tc>
           <w:tcPr>
-            <w:tcW w:w="3922" w:type="dxa"/>
+            <w:tcW w:w="3686" w:type="dxa"/>
             <w:shd w:val="clear" w:color="auto" w:fill="C5E0B3" w:themeFill="accent6" w:themeFillTint="66"/>
           </w:tcPr>
           <w:p>
@@ -1113,7 +1067,6 @@
               <w:spacing w:after="0" w:line="240" w:lineRule="auto"/>
               <w:ind w:left="0" w:right="73" w:firstLine="0"/>
               <w:rPr>
-                <w:rFonts w:asciiTheme="minorHAnsi" w:hAnsiTheme="minorHAnsi" w:cstheme="minorHAnsi"/>
                 <w:color w:val="auto"/>
                 <w:szCs w:val="20"/>
               </w:rPr>
@@ -1122,7 +1075,7 @@
         </w:tc>
         <w:tc>
           <w:tcPr>
-            <w:tcW w:w="3222" w:type="dxa"/>
+            <w:tcW w:w="3497" w:type="dxa"/>
             <w:shd w:val="clear" w:color="auto" w:fill="C5E0B3" w:themeFill="accent6" w:themeFillTint="66"/>
           </w:tcPr>
           <w:p>
@@ -1131,7 +1084,6 @@
               <w:ind w:left="0" w:right="73" w:firstLine="0"/>
               <w:jc w:val="center"/>
               <w:rPr>
-                <w:rFonts w:asciiTheme="minorHAnsi" w:hAnsiTheme="minorHAnsi" w:cstheme="minorHAnsi"/>
                 <w:color w:val="auto"/>
                 <w:szCs w:val="20"/>
               </w:rPr>
@@ -1145,7 +1097,7 @@
         </w:trPr>
         <w:tc>
           <w:tcPr>
-            <w:tcW w:w="3922" w:type="dxa"/>
+            <w:tcW w:w="3686" w:type="dxa"/>
             <w:shd w:val="clear" w:color="auto" w:fill="C5E0B3" w:themeFill="accent6" w:themeFillTint="66"/>
           </w:tcPr>
           <w:p>
@@ -1153,14 +1105,12 @@
               <w:spacing w:after="0" w:line="240" w:lineRule="auto"/>
               <w:ind w:left="0" w:right="73" w:firstLine="0"/>
               <w:rPr>
-                <w:rFonts w:asciiTheme="minorHAnsi" w:hAnsiTheme="minorHAnsi" w:cstheme="minorHAnsi"/>
                 <w:color w:val="auto"/>
                 <w:szCs w:val="20"/>
               </w:rPr>
             </w:pPr>
             <w:r>
               <w:rPr>
-                <w:rFonts w:asciiTheme="minorHAnsi" w:hAnsiTheme="minorHAnsi" w:cstheme="minorHAnsi"/>
                 <w:color w:val="auto"/>
                 <w:szCs w:val="20"/>
               </w:rPr>
@@ -1170,7 +1120,7 @@
         </w:tc>
         <w:tc>
           <w:tcPr>
-            <w:tcW w:w="3222" w:type="dxa"/>
+            <w:tcW w:w="3497" w:type="dxa"/>
             <w:shd w:val="clear" w:color="auto" w:fill="C5E0B3" w:themeFill="accent6" w:themeFillTint="66"/>
           </w:tcPr>
           <w:p>
@@ -1179,7 +1129,6 @@
               <w:ind w:left="0" w:right="73" w:firstLine="0"/>
               <w:jc w:val="center"/>
               <w:rPr>
-                <w:rFonts w:asciiTheme="minorHAnsi" w:hAnsiTheme="minorHAnsi" w:cstheme="minorHAnsi"/>
                 <w:color w:val="auto"/>
                 <w:szCs w:val="20"/>
                 <w:lang w:val="ru-RU"/>
@@ -1252,7 +1201,7 @@
         </w:trPr>
         <w:tc>
           <w:tcPr>
-            <w:tcW w:w="3922" w:type="dxa"/>
+            <w:tcW w:w="3686" w:type="dxa"/>
             <w:shd w:val="clear" w:color="auto" w:fill="C5E0B3" w:themeFill="accent6" w:themeFillTint="66"/>
           </w:tcPr>
           <w:p>
@@ -1260,7 +1209,6 @@
               <w:spacing w:after="0" w:line="240" w:lineRule="auto"/>
               <w:ind w:left="0" w:right="73" w:firstLine="0"/>
               <w:rPr>
-                <w:rFonts w:asciiTheme="minorHAnsi" w:hAnsiTheme="minorHAnsi" w:cstheme="minorHAnsi"/>
                 <w:color w:val="auto"/>
                 <w:szCs w:val="20"/>
               </w:rPr>
@@ -1269,7 +1217,7 @@
         </w:tc>
         <w:tc>
           <w:tcPr>
-            <w:tcW w:w="3222" w:type="dxa"/>
+            <w:tcW w:w="3497" w:type="dxa"/>
             <w:shd w:val="clear" w:color="auto" w:fill="C5E0B3" w:themeFill="accent6" w:themeFillTint="66"/>
           </w:tcPr>
           <w:p>
@@ -1278,7 +1226,6 @@
               <w:ind w:left="0" w:right="73" w:firstLine="0"/>
               <w:jc w:val="center"/>
               <w:rPr>
-                <w:rFonts w:asciiTheme="minorHAnsi" w:hAnsiTheme="minorHAnsi" w:cstheme="minorHAnsi"/>
                 <w:color w:val="auto"/>
                 <w:szCs w:val="20"/>
               </w:rPr>
@@ -1292,7 +1239,7 @@
         </w:trPr>
         <w:tc>
           <w:tcPr>
-            <w:tcW w:w="3922" w:type="dxa"/>
+            <w:tcW w:w="3686" w:type="dxa"/>
             <w:shd w:val="clear" w:color="auto" w:fill="C5E0B3" w:themeFill="accent6" w:themeFillTint="66"/>
           </w:tcPr>
           <w:p>
@@ -1300,14 +1247,12 @@
               <w:spacing w:after="0" w:line="240" w:lineRule="auto"/>
               <w:ind w:left="0" w:right="73" w:firstLine="0"/>
               <w:rPr>
-                <w:rFonts w:asciiTheme="minorHAnsi" w:hAnsiTheme="minorHAnsi" w:cstheme="minorHAnsi"/>
                 <w:color w:val="auto"/>
                 <w:szCs w:val="20"/>
               </w:rPr>
             </w:pPr>
             <w:r>
               <w:rPr>
-                <w:rFonts w:asciiTheme="minorHAnsi" w:hAnsiTheme="minorHAnsi" w:cstheme="minorHAnsi"/>
                 <w:color w:val="auto"/>
                 <w:szCs w:val="20"/>
               </w:rPr>
@@ -1317,7 +1262,7 @@
         </w:tc>
         <w:tc>
           <w:tcPr>
-            <w:tcW w:w="3222" w:type="dxa"/>
+            <w:tcW w:w="3497" w:type="dxa"/>
             <w:shd w:val="clear" w:color="auto" w:fill="C5E0B3" w:themeFill="accent6" w:themeFillTint="66"/>
           </w:tcPr>
           <w:p>
@@ -1326,7 +1271,6 @@
               <w:ind w:left="0" w:right="73" w:firstLine="0"/>
               <w:jc w:val="center"/>
               <w:rPr>
-                <w:rFonts w:asciiTheme="minorHAnsi" w:hAnsiTheme="minorHAnsi" w:cstheme="minorHAnsi"/>
                 <w:color w:val="auto"/>
                 <w:szCs w:val="20"/>
                 <w:lang w:val="ru-RU"/>
@@ -1399,7 +1343,7 @@
         </w:trPr>
         <w:tc>
           <w:tcPr>
-            <w:tcW w:w="3922" w:type="dxa"/>
+            <w:tcW w:w="3686" w:type="dxa"/>
             <w:shd w:val="clear" w:color="auto" w:fill="C5E0B3" w:themeFill="accent6" w:themeFillTint="66"/>
             <w:vAlign w:val="center"/>
           </w:tcPr>
@@ -1408,14 +1352,12 @@
               <w:spacing w:after="0" w:line="240" w:lineRule="auto"/>
               <w:ind w:right="73"/>
               <w:rPr>
-                <w:rFonts w:asciiTheme="minorHAnsi" w:hAnsiTheme="minorHAnsi" w:cstheme="minorHAnsi"/>
                 <w:color w:val="auto"/>
                 <w:szCs w:val="20"/>
               </w:rPr>
             </w:pPr>
             <w:r>
               <w:rPr>
-                <w:rFonts w:asciiTheme="minorHAnsi" w:hAnsiTheme="minorHAnsi" w:cstheme="minorHAnsi"/>
                 <w:color w:val="auto"/>
                 <w:szCs w:val="20"/>
               </w:rPr>
@@ -1425,7 +1367,7 @@
         </w:tc>
         <w:tc>
           <w:tcPr>
-            <w:tcW w:w="3222" w:type="dxa"/>
+            <w:tcW w:w="3497" w:type="dxa"/>
             <w:shd w:val="clear" w:color="auto" w:fill="C5E0B3" w:themeFill="accent6" w:themeFillTint="66"/>
             <w:vAlign w:val="center"/>
           </w:tcPr>
@@ -1435,7 +1377,6 @@
               <w:ind w:left="0" w:right="73" w:firstLine="0"/>
               <w:jc w:val="center"/>
               <w:rPr>
-                <w:rFonts w:asciiTheme="minorHAnsi" w:hAnsiTheme="minorHAnsi" w:cstheme="minorHAnsi"/>
                 <w:color w:val="auto"/>
                 <w:szCs w:val="20"/>
                 <w:lang w:val="ru-RU"/>
@@ -1508,7 +1449,7 @@
         </w:trPr>
         <w:tc>
           <w:tcPr>
-            <w:tcW w:w="3922" w:type="dxa"/>
+            <w:tcW w:w="3686" w:type="dxa"/>
             <w:shd w:val="clear" w:color="auto" w:fill="C5E0B3" w:themeFill="accent6" w:themeFillTint="66"/>
             <w:vAlign w:val="center"/>
           </w:tcPr>
@@ -1517,14 +1458,12 @@
               <w:spacing w:after="0" w:line="240" w:lineRule="auto"/>
               <w:ind w:right="73"/>
               <w:rPr>
-                <w:rFonts w:asciiTheme="minorHAnsi" w:hAnsiTheme="minorHAnsi" w:cstheme="minorHAnsi"/>
                 <w:color w:val="auto"/>
                 <w:szCs w:val="20"/>
               </w:rPr>
             </w:pPr>
             <w:r>
               <w:rPr>
-                <w:rFonts w:asciiTheme="minorHAnsi" w:hAnsiTheme="minorHAnsi" w:cstheme="minorHAnsi"/>
                 <w:color w:val="auto"/>
                 <w:szCs w:val="20"/>
               </w:rPr>
@@ -1534,7 +1473,7 @@
         </w:tc>
         <w:tc>
           <w:tcPr>
-            <w:tcW w:w="3222" w:type="dxa"/>
+            <w:tcW w:w="3497" w:type="dxa"/>
             <w:shd w:val="clear" w:color="auto" w:fill="C5E0B3" w:themeFill="accent6" w:themeFillTint="66"/>
             <w:vAlign w:val="center"/>
           </w:tcPr>
@@ -1544,7 +1483,6 @@
               <w:ind w:left="0" w:right="73" w:firstLine="0"/>
               <w:jc w:val="center"/>
               <w:rPr>
-                <w:rFonts w:asciiTheme="minorHAnsi" w:hAnsiTheme="minorHAnsi" w:cstheme="minorHAnsi"/>
                 <w:color w:val="auto"/>
                 <w:szCs w:val="20"/>
                 <w:lang w:val="ru-RU"/>
@@ -1617,7 +1555,7 @@
         </w:trPr>
         <w:tc>
           <w:tcPr>
-            <w:tcW w:w="3922" w:type="dxa"/>
+            <w:tcW w:w="3686" w:type="dxa"/>
             <w:shd w:val="clear" w:color="auto" w:fill="C5E0B3" w:themeFill="accent6" w:themeFillTint="66"/>
             <w:vAlign w:val="center"/>
           </w:tcPr>
@@ -1626,7 +1564,6 @@
               <w:spacing w:after="0" w:line="240" w:lineRule="auto"/>
               <w:ind w:right="73"/>
               <w:rPr>
-                <w:rFonts w:asciiTheme="minorHAnsi" w:hAnsiTheme="minorHAnsi" w:cstheme="minorHAnsi"/>
                 <w:color w:val="auto"/>
                 <w:szCs w:val="20"/>
                 <w:lang w:val="ru-RU"/>
@@ -1634,7 +1571,6 @@
             </w:pPr>
             <w:r>
               <w:rPr>
-                <w:rFonts w:asciiTheme="minorHAnsi" w:hAnsiTheme="minorHAnsi" w:cstheme="minorHAnsi"/>
                 <w:color w:val="auto"/>
                 <w:szCs w:val="20"/>
               </w:rPr>
@@ -1644,7 +1580,7 @@
         </w:tc>
         <w:tc>
           <w:tcPr>
-            <w:tcW w:w="3222" w:type="dxa"/>
+            <w:tcW w:w="3497" w:type="dxa"/>
             <w:shd w:val="clear" w:color="auto" w:fill="C5E0B3" w:themeFill="accent6" w:themeFillTint="66"/>
             <w:vAlign w:val="center"/>
           </w:tcPr>
@@ -1654,7 +1590,6 @@
               <w:ind w:left="0" w:right="73" w:firstLine="0"/>
               <w:jc w:val="center"/>
               <w:rPr>
-                <w:rFonts w:asciiTheme="minorHAnsi" w:hAnsiTheme="minorHAnsi" w:cstheme="minorHAnsi"/>
                 <w:color w:val="auto"/>
                 <w:szCs w:val="20"/>
                 <w:lang w:val="ru-RU"/>
@@ -1727,7 +1662,7 @@
         </w:trPr>
         <w:tc>
           <w:tcPr>
-            <w:tcW w:w="3922" w:type="dxa"/>
+            <w:tcW w:w="3686" w:type="dxa"/>
             <w:shd w:val="clear" w:color="auto" w:fill="C5E0B3" w:themeFill="accent6" w:themeFillTint="66"/>
             <w:vAlign w:val="center"/>
           </w:tcPr>
@@ -1736,14 +1671,12 @@
               <w:spacing w:after="0" w:line="240" w:lineRule="auto"/>
               <w:ind w:right="73"/>
               <w:rPr>
-                <w:rFonts w:asciiTheme="minorHAnsi" w:hAnsiTheme="minorHAnsi" w:cstheme="minorHAnsi"/>
                 <w:color w:val="auto"/>
                 <w:szCs w:val="20"/>
               </w:rPr>
             </w:pPr>
             <w:r>
               <w:rPr>
-                <w:rFonts w:asciiTheme="minorHAnsi" w:hAnsiTheme="minorHAnsi" w:cstheme="minorHAnsi"/>
                 <w:color w:val="auto"/>
                 <w:szCs w:val="20"/>
               </w:rPr>
@@ -1753,7 +1686,7 @@
         </w:tc>
         <w:tc>
           <w:tcPr>
-            <w:tcW w:w="3222" w:type="dxa"/>
+            <w:tcW w:w="3497" w:type="dxa"/>
             <w:shd w:val="clear" w:color="auto" w:fill="C5E0B3" w:themeFill="accent6" w:themeFillTint="66"/>
             <w:vAlign w:val="center"/>
           </w:tcPr>
@@ -1835,7 +1768,7 @@
         </w:trPr>
         <w:tc>
           <w:tcPr>
-            <w:tcW w:w="3922" w:type="dxa"/>
+            <w:tcW w:w="3686" w:type="dxa"/>
             <w:shd w:val="clear" w:color="auto" w:fill="C5E0B3" w:themeFill="accent6" w:themeFillTint="66"/>
             <w:vAlign w:val="center"/>
           </w:tcPr>
@@ -1844,7 +1777,6 @@
               <w:spacing w:after="0" w:line="240" w:lineRule="auto"/>
               <w:ind w:left="0" w:right="73" w:firstLine="0"/>
               <w:rPr>
-                <w:rFonts w:asciiTheme="minorHAnsi" w:hAnsiTheme="minorHAnsi" w:cstheme="minorHAnsi"/>
                 <w:color w:val="auto"/>
                 <w:szCs w:val="20"/>
               </w:rPr>
@@ -1853,7 +1785,7 @@
         </w:tc>
         <w:tc>
           <w:tcPr>
-            <w:tcW w:w="3222" w:type="dxa"/>
+            <w:tcW w:w="3497" w:type="dxa"/>
             <w:shd w:val="clear" w:color="auto" w:fill="C5E0B3" w:themeFill="accent6" w:themeFillTint="66"/>
             <w:vAlign w:val="center"/>
           </w:tcPr>
@@ -1877,7 +1809,7 @@
         </w:trPr>
         <w:tc>
           <w:tcPr>
-            <w:tcW w:w="3922" w:type="dxa"/>
+            <w:tcW w:w="3686" w:type="dxa"/>
             <w:shd w:val="clear" w:color="auto" w:fill="C5E0B3" w:themeFill="accent6" w:themeFillTint="66"/>
             <w:vAlign w:val="center"/>
           </w:tcPr>
@@ -1911,7 +1843,7 @@
         </w:tc>
         <w:tc>
           <w:tcPr>
-            <w:tcW w:w="3222" w:type="dxa"/>
+            <w:tcW w:w="3497" w:type="dxa"/>
             <w:shd w:val="clear" w:color="auto" w:fill="C5E0B3" w:themeFill="accent6" w:themeFillTint="66"/>
             <w:vAlign w:val="center"/>
           </w:tcPr>
@@ -1976,7 +1908,7 @@
         </w:trPr>
         <w:tc>
           <w:tcPr>
-            <w:tcW w:w="3922" w:type="dxa"/>
+            <w:tcW w:w="3686" w:type="dxa"/>
             <w:shd w:val="clear" w:color="auto" w:fill="C5E0B3" w:themeFill="accent6" w:themeFillTint="66"/>
             <w:vAlign w:val="center"/>
           </w:tcPr>
@@ -1985,7 +1917,6 @@
               <w:spacing w:after="0" w:line="240" w:lineRule="auto"/>
               <w:ind w:left="0" w:right="73" w:firstLine="0"/>
               <w:rPr>
-                <w:rFonts w:asciiTheme="minorHAnsi" w:hAnsiTheme="minorHAnsi" w:cstheme="minorHAnsi"/>
                 <w:color w:val="auto"/>
                 <w:szCs w:val="20"/>
               </w:rPr>
@@ -1994,7 +1925,7 @@
         </w:tc>
         <w:tc>
           <w:tcPr>
-            <w:tcW w:w="3222" w:type="dxa"/>
+            <w:tcW w:w="3497" w:type="dxa"/>
             <w:shd w:val="clear" w:color="auto" w:fill="C5E0B3" w:themeFill="accent6" w:themeFillTint="66"/>
           </w:tcPr>
           <w:p>
@@ -2003,7 +1934,6 @@
               <w:ind w:left="0" w:right="73" w:firstLine="0"/>
               <w:jc w:val="center"/>
               <w:rPr>
-                <w:rFonts w:asciiTheme="minorHAnsi" w:hAnsiTheme="minorHAnsi" w:cstheme="minorHAnsi"/>
                 <w:color w:val="auto"/>
                 <w:szCs w:val="20"/>
               </w:rPr>
@@ -2017,7 +1947,7 @@
         </w:trPr>
         <w:tc>
           <w:tcPr>
-            <w:tcW w:w="3922" w:type="dxa"/>
+            <w:tcW w:w="3686" w:type="dxa"/>
             <w:shd w:val="clear" w:color="auto" w:fill="C5E0B3" w:themeFill="accent6" w:themeFillTint="66"/>
             <w:vAlign w:val="center"/>
           </w:tcPr>
@@ -2026,14 +1956,12 @@
               <w:spacing w:after="0" w:line="240" w:lineRule="auto"/>
               <w:ind w:left="0" w:right="73" w:firstLine="0"/>
               <w:rPr>
-                <w:rFonts w:asciiTheme="minorHAnsi" w:hAnsiTheme="minorHAnsi" w:cstheme="minorHAnsi"/>
                 <w:color w:val="auto"/>
                 <w:szCs w:val="20"/>
               </w:rPr>
             </w:pPr>
             <w:r>
               <w:rPr>
-                <w:rFonts w:asciiTheme="minorHAnsi" w:hAnsiTheme="minorHAnsi" w:cstheme="minorHAnsi"/>
                 <w:color w:val="auto"/>
                 <w:szCs w:val="20"/>
               </w:rPr>
@@ -2043,7 +1971,7 @@
         </w:tc>
         <w:tc>
           <w:tcPr>
-            <w:tcW w:w="3222" w:type="dxa"/>
+            <w:tcW w:w="3497" w:type="dxa"/>
             <w:shd w:val="clear" w:color="auto" w:fill="C5E0B3" w:themeFill="accent6" w:themeFillTint="66"/>
             <w:vAlign w:val="center"/>
           </w:tcPr>
@@ -2053,7 +1981,6 @@
               <w:ind w:left="0" w:right="73" w:firstLine="0"/>
               <w:jc w:val="center"/>
               <w:rPr>
-                <w:rFonts w:asciiTheme="minorHAnsi" w:hAnsiTheme="minorHAnsi" w:cstheme="minorHAnsi"/>
                 <w:color w:val="auto"/>
                 <w:szCs w:val="20"/>
                 <w:lang w:val="ru-RU"/>
@@ -2126,7 +2053,7 @@
         </w:trPr>
         <w:tc>
           <w:tcPr>
-            <w:tcW w:w="3922" w:type="dxa"/>
+            <w:tcW w:w="3686" w:type="dxa"/>
             <w:shd w:val="clear" w:color="auto" w:fill="C5E0B3" w:themeFill="accent6" w:themeFillTint="66"/>
             <w:vAlign w:val="center"/>
           </w:tcPr>
@@ -2135,7 +2062,6 @@
               <w:spacing w:after="0" w:line="240" w:lineRule="auto"/>
               <w:ind w:left="0" w:right="73" w:firstLine="0"/>
               <w:rPr>
-                <w:rFonts w:asciiTheme="minorHAnsi" w:hAnsiTheme="minorHAnsi" w:cstheme="minorHAnsi"/>
                 <w:color w:val="auto"/>
                 <w:szCs w:val="20"/>
                 <w:lang w:val="en-US"/>
@@ -2143,7 +2069,6 @@
             </w:pPr>
             <w:r>
               <w:rPr>
-                <w:rFonts w:asciiTheme="minorHAnsi" w:hAnsiTheme="minorHAnsi" w:cstheme="minorHAnsi"/>
                 <w:color w:val="auto"/>
                 <w:szCs w:val="20"/>
               </w:rPr>
@@ -2153,7 +2078,7 @@
         </w:tc>
         <w:tc>
           <w:tcPr>
-            <w:tcW w:w="3222" w:type="dxa"/>
+            <w:tcW w:w="3497" w:type="dxa"/>
             <w:shd w:val="clear" w:color="auto" w:fill="C5E0B3" w:themeFill="accent6" w:themeFillTint="66"/>
             <w:vAlign w:val="center"/>
           </w:tcPr>
@@ -2163,7 +2088,6 @@
               <w:ind w:left="0" w:right="73" w:firstLine="0"/>
               <w:jc w:val="center"/>
               <w:rPr>
-                <w:rFonts w:asciiTheme="minorHAnsi" w:hAnsiTheme="minorHAnsi" w:cstheme="minorHAnsi"/>
                 <w:color w:val="auto"/>
                 <w:szCs w:val="20"/>
                 <w:lang w:val="ru-RU"/>
@@ -2236,7 +2160,7 @@
         </w:trPr>
         <w:tc>
           <w:tcPr>
-            <w:tcW w:w="3922" w:type="dxa"/>
+            <w:tcW w:w="3686" w:type="dxa"/>
             <w:shd w:val="clear" w:color="auto" w:fill="C5E0B3" w:themeFill="accent6" w:themeFillTint="66"/>
             <w:vAlign w:val="center"/>
           </w:tcPr>
@@ -2245,14 +2169,12 @@
               <w:spacing w:after="0" w:line="240" w:lineRule="auto"/>
               <w:ind w:left="0" w:right="73" w:firstLine="0"/>
               <w:rPr>
-                <w:rFonts w:asciiTheme="minorHAnsi" w:hAnsiTheme="minorHAnsi" w:cstheme="minorHAnsi"/>
                 <w:color w:val="auto"/>
                 <w:szCs w:val="20"/>
               </w:rPr>
             </w:pPr>
             <w:r>
               <w:rPr>
-                <w:rFonts w:asciiTheme="minorHAnsi" w:hAnsiTheme="minorHAnsi" w:cstheme="minorHAnsi"/>
                 <w:color w:val="auto"/>
                 <w:szCs w:val="20"/>
               </w:rPr>
@@ -2262,7 +2184,7 @@
         </w:tc>
         <w:tc>
           <w:tcPr>
-            <w:tcW w:w="3222" w:type="dxa"/>
+            <w:tcW w:w="3497" w:type="dxa"/>
             <w:shd w:val="clear" w:color="auto" w:fill="C5E0B3" w:themeFill="accent6" w:themeFillTint="66"/>
             <w:vAlign w:val="center"/>
           </w:tcPr>
@@ -2344,7 +2266,7 @@
         </w:trPr>
         <w:tc>
           <w:tcPr>
-            <w:tcW w:w="3922" w:type="dxa"/>
+            <w:tcW w:w="3686" w:type="dxa"/>
             <w:shd w:val="clear" w:color="auto" w:fill="C5E0B3" w:themeFill="accent6" w:themeFillTint="66"/>
             <w:vAlign w:val="center"/>
           </w:tcPr>
@@ -2353,14 +2275,12 @@
               <w:spacing w:after="0" w:line="240" w:lineRule="auto"/>
               <w:ind w:left="0" w:right="73" w:firstLine="0"/>
               <w:rPr>
-                <w:rFonts w:asciiTheme="minorHAnsi" w:hAnsiTheme="minorHAnsi" w:cstheme="minorHAnsi"/>
                 <w:color w:val="auto"/>
                 <w:szCs w:val="20"/>
               </w:rPr>
             </w:pPr>
             <w:r>
               <w:rPr>
-                <w:rFonts w:asciiTheme="minorHAnsi" w:hAnsiTheme="minorHAnsi" w:cstheme="minorHAnsi"/>
                 <w:color w:val="auto"/>
                 <w:szCs w:val="20"/>
               </w:rPr>
@@ -2370,7 +2290,7 @@
         </w:tc>
         <w:tc>
           <w:tcPr>
-            <w:tcW w:w="3222" w:type="dxa"/>
+            <w:tcW w:w="3497" w:type="dxa"/>
             <w:shd w:val="clear" w:color="auto" w:fill="C5E0B3" w:themeFill="accent6" w:themeFillTint="66"/>
             <w:vAlign w:val="center"/>
           </w:tcPr>
@@ -2380,7 +2300,6 @@
               <w:ind w:left="0" w:right="73" w:firstLine="0"/>
               <w:jc w:val="center"/>
               <w:rPr>
-                <w:rFonts w:asciiTheme="minorHAnsi" w:hAnsiTheme="minorHAnsi" w:cstheme="minorHAnsi"/>
                 <w:color w:val="auto"/>
                 <w:szCs w:val="20"/>
                 <w:lang w:val="ru-RU"/>
@@ -2453,7 +2372,7 @@
         </w:trPr>
         <w:tc>
           <w:tcPr>
-            <w:tcW w:w="3922" w:type="dxa"/>
+            <w:tcW w:w="3686" w:type="dxa"/>
             <w:shd w:val="clear" w:color="auto" w:fill="C5E0B3" w:themeFill="accent6" w:themeFillTint="66"/>
           </w:tcPr>
           <w:p>
@@ -2461,7 +2380,6 @@
               <w:spacing w:after="0" w:line="240" w:lineRule="auto"/>
               <w:ind w:left="0" w:right="73" w:firstLine="0"/>
               <w:rPr>
-                <w:rFonts w:asciiTheme="minorHAnsi" w:hAnsiTheme="minorHAnsi" w:cstheme="minorHAnsi"/>
                 <w:color w:val="auto"/>
                 <w:szCs w:val="20"/>
               </w:rPr>
@@ -2470,7 +2388,7 @@
         </w:tc>
         <w:tc>
           <w:tcPr>
-            <w:tcW w:w="3222" w:type="dxa"/>
+            <w:tcW w:w="3497" w:type="dxa"/>
             <w:shd w:val="clear" w:color="auto" w:fill="C5E0B3" w:themeFill="accent6" w:themeFillTint="66"/>
           </w:tcPr>
           <w:p>
@@ -2479,7 +2397,6 @@
               <w:ind w:left="0" w:right="73" w:firstLine="0"/>
               <w:jc w:val="center"/>
               <w:rPr>
-                <w:rFonts w:asciiTheme="minorHAnsi" w:hAnsiTheme="minorHAnsi" w:cstheme="minorHAnsi"/>
                 <w:color w:val="auto"/>
                 <w:szCs w:val="20"/>
               </w:rPr>
@@ -2493,7 +2410,7 @@
         </w:trPr>
         <w:tc>
           <w:tcPr>
-            <w:tcW w:w="3922" w:type="dxa"/>
+            <w:tcW w:w="3686" w:type="dxa"/>
             <w:shd w:val="clear" w:color="auto" w:fill="C5E0B3" w:themeFill="accent6" w:themeFillTint="66"/>
           </w:tcPr>
           <w:p>
@@ -2501,14 +2418,12 @@
               <w:spacing w:after="0" w:line="240" w:lineRule="auto"/>
               <w:ind w:left="0" w:right="73" w:firstLine="0"/>
               <w:rPr>
-                <w:rFonts w:asciiTheme="minorHAnsi" w:hAnsiTheme="minorHAnsi" w:cstheme="minorHAnsi"/>
                 <w:color w:val="auto"/>
                 <w:szCs w:val="20"/>
               </w:rPr>
             </w:pPr>
             <w:r>
               <w:rPr>
-                <w:rFonts w:asciiTheme="minorHAnsi" w:hAnsiTheme="minorHAnsi" w:cstheme="minorHAnsi"/>
                 <w:b/>
                 <w:bCs/>
                 <w:color w:val="auto"/>
@@ -2520,7 +2435,7 @@
         </w:tc>
         <w:tc>
           <w:tcPr>
-            <w:tcW w:w="3222" w:type="dxa"/>
+            <w:tcW w:w="3497" w:type="dxa"/>
             <w:shd w:val="clear" w:color="auto" w:fill="C5E0B3" w:themeFill="accent6" w:themeFillTint="66"/>
           </w:tcPr>
           <w:p>
@@ -2529,7 +2444,6 @@
               <w:ind w:left="0" w:right="73" w:firstLine="0"/>
               <w:jc w:val="center"/>
               <w:rPr>
-                <w:rFonts w:asciiTheme="minorHAnsi" w:hAnsiTheme="minorHAnsi" w:cstheme="minorHAnsi"/>
                 <w:color w:val="auto"/>
                 <w:szCs w:val="20"/>
                 <w:lang w:val="ru-RU"/>
@@ -2628,14 +2542,14 @@
         <w:rPr>
           <w:rFonts w:asciiTheme="minorHAnsi" w:hAnsiTheme="minorHAnsi" w:cstheme="minorHAnsi"/>
           <w:color w:val="auto"/>
-          <w:sz w:val="22"/>
-        </w:rPr>
-      </w:pPr>
-      <w:r>
-        <w:rPr>
-          <w:rFonts w:asciiTheme="minorHAnsi" w:hAnsiTheme="minorHAnsi" w:cstheme="minorHAnsi"/>
-          <w:color w:val="auto"/>
-          <w:sz w:val="22"/>
+          <w:szCs w:val="20"/>
+        </w:rPr>
+      </w:pPr>
+      <w:r>
+        <w:rPr>
+          <w:rFonts w:asciiTheme="minorHAnsi" w:hAnsiTheme="minorHAnsi" w:cstheme="minorHAnsi"/>
+          <w:color w:val="auto"/>
+          <w:szCs w:val="20"/>
         </w:rPr>
         <w:t>Y para que conste a los efectos legales oportunos expido el presente certificado en Barcelona, a</w:t>
       </w:r>
@@ -2643,28 +2557,28 @@
         <w:rPr>
           <w:rFonts w:asciiTheme="minorHAnsi" w:hAnsiTheme="minorHAnsi" w:cstheme="minorHAnsi"/>
           <w:color w:val="auto"/>
-          <w:sz w:val="22"/>
+          <w:szCs w:val="20"/>
         </w:rPr>
         <w:t xml:space="preserve"> </w:t>
       </w:r>
       <w:r>
         <w:rPr>
           <w:rFonts w:asciiTheme="minorHAnsi" w:hAnsiTheme="minorHAnsi" w:cstheme="minorHAnsi"/>
-          <w:sz w:val="22"/>
+          <w:szCs w:val="20"/>
         </w:rPr>
         <w:fldChar w:fldCharType="begin"/>
       </w:r>
       <w:r>
         <w:rPr>
           <w:rFonts w:asciiTheme="minorHAnsi" w:hAnsiTheme="minorHAnsi" w:cstheme="minorHAnsi"/>
-          <w:sz w:val="22"/>
+          <w:szCs w:val="20"/>
         </w:rPr>
         <w:instrText xml:space="preserve"> MERGEFIELD  $date  \* MERGEFORMAT </w:instrText>
       </w:r>
       <w:r>
         <w:rPr>
           <w:rFonts w:asciiTheme="minorHAnsi" w:hAnsiTheme="minorHAnsi" w:cstheme="minorHAnsi"/>
-          <w:sz w:val="22"/>
+          <w:szCs w:val="20"/>
         </w:rPr>
         <w:fldChar w:fldCharType="separate"/>
       </w:r>
@@ -2672,14 +2586,14 @@
         <w:rPr>
           <w:rFonts w:asciiTheme="minorHAnsi" w:hAnsiTheme="minorHAnsi" w:cstheme="minorHAnsi"/>
           <w:noProof/>
-          <w:sz w:val="22"/>
+          <w:szCs w:val="20"/>
         </w:rPr>
         <w:t>«$date»</w:t>
       </w:r>
       <w:r>
         <w:rPr>
           <w:rFonts w:asciiTheme="minorHAnsi" w:hAnsiTheme="minorHAnsi" w:cstheme="minorHAnsi"/>
-          <w:sz w:val="22"/>
+          <w:szCs w:val="20"/>
         </w:rPr>
         <w:fldChar w:fldCharType="end"/>
       </w:r>
@@ -2687,15 +2601,10 @@
         <w:rPr>
           <w:rFonts w:asciiTheme="minorHAnsi" w:hAnsiTheme="minorHAnsi" w:cstheme="minorHAnsi"/>
           <w:color w:val="auto"/>
-          <w:sz w:val="22"/>
+          <w:szCs w:val="20"/>
         </w:rPr>
         <w:t>.</w:t>
       </w:r>
-    </w:p>
-    <w:p>
-      <w:pPr>
-        <w:ind w:left="0" w:firstLine="0"/>
-      </w:pPr>
     </w:p>
     <w:p>
       <w:pPr>
@@ -2703,7 +2612,7 @@
         <w:ind w:left="-6" w:right="73" w:hanging="11"/>
         <w:contextualSpacing/>
         <w:rPr>
-          <w:sz w:val="22"/>
+          <w:szCs w:val="20"/>
         </w:rPr>
       </w:pPr>
       <w:r>
@@ -2711,10 +2620,26 @@
           <w:noProof/>
         </w:rPr>
         <w:drawing>
-          <wp:inline distT="0" distB="0" distL="0" distR="0" wp14:anchorId="503DBE2B" wp14:editId="385867A7">
-            <wp:extent cx="781200" cy="540000"/>
-            <wp:effectExtent l="0" t="0" r="0" b="0"/>
-            <wp:docPr id="331638826" name="Рисунок 1"/>
+          <wp:anchor distT="0" distB="0" distL="114300" distR="114300" simplePos="0" relativeHeight="251659264" behindDoc="0" locked="0" layoutInCell="1" allowOverlap="1" wp14:anchorId="4E57A9F0" wp14:editId="0641CC22">
+            <wp:simplePos x="0" y="0"/>
+            <wp:positionH relativeFrom="column">
+              <wp:posOffset>2540</wp:posOffset>
+            </wp:positionH>
+            <wp:positionV relativeFrom="paragraph">
+              <wp:posOffset>156845</wp:posOffset>
+            </wp:positionV>
+            <wp:extent cx="905510" cy="388620"/>
+            <wp:effectExtent l="0" t="0" r="8890" b="0"/>
+            <wp:wrapThrough wrapText="bothSides">
+              <wp:wrapPolygon edited="0">
+                <wp:start x="0" y="0"/>
+                <wp:lineTo x="0" y="20118"/>
+                <wp:lineTo x="21358" y="20118"/>
+                <wp:lineTo x="21358" y="0"/>
+                <wp:lineTo x="0" y="0"/>
+              </wp:wrapPolygon>
+            </wp:wrapThrough>
+            <wp:docPr id="114325174" name="Рисунок 6"/>
             <wp:cNvGraphicFramePr>
               <a:graphicFrameLocks xmlns:a="http://schemas.openxmlformats.org/drawingml/2006/main" noChangeAspect="1"/>
             </wp:cNvGraphicFramePr>
@@ -2722,11 +2647,17 @@
               <a:graphicData uri="http://schemas.openxmlformats.org/drawingml/2006/picture">
                 <pic:pic xmlns:pic="http://schemas.openxmlformats.org/drawingml/2006/picture">
                   <pic:nvPicPr>
-                    <pic:cNvPr id="331638826" name=""/>
+                    <pic:cNvPr id="114325174" name="Рисунок 114325174"/>
                     <pic:cNvPicPr/>
                   </pic:nvPicPr>
                   <pic:blipFill>
-                    <a:blip r:embed="rId6"/>
+                    <a:blip r:embed="rId6" cstate="print">
+                      <a:extLst>
+                        <a:ext uri="{28A0092B-C50C-407E-A947-70E740481C1C}">
+                          <a14:useLocalDpi xmlns:a14="http://schemas.microsoft.com/office/drawing/2010/main" val="0"/>
+                        </a:ext>
+                      </a:extLst>
+                    </a:blip>
                     <a:stretch>
                       <a:fillRect/>
                     </a:stretch>
@@ -2734,7 +2665,7 @@
                   <pic:spPr>
                     <a:xfrm>
                       <a:off x="0" y="0"/>
-                      <a:ext cx="781200" cy="540000"/>
+                      <a:ext cx="905510" cy="388620"/>
                     </a:xfrm>
                     <a:prstGeom prst="rect">
                       <a:avLst/>
@@ -2743,14 +2674,15 @@
                 </pic:pic>
               </a:graphicData>
             </a:graphic>
-          </wp:inline>
+            <wp14:sizeRelH relativeFrom="page">
+              <wp14:pctWidth>0</wp14:pctWidth>
+            </wp14:sizeRelH>
+            <wp14:sizeRelV relativeFrom="page">
+              <wp14:pctHeight>0</wp14:pctHeight>
+            </wp14:sizeRelV>
+          </wp:anchor>
         </w:drawing>
       </w:r>
-    </w:p>
-    <w:p>
-      <w:pPr>
-        <w:ind w:left="0" w:firstLine="0"/>
-      </w:pPr>
     </w:p>
     <w:p>
       <w:pPr>
@@ -2758,38 +2690,9 @@
         <w:ind w:left="-6" w:right="73" w:hanging="11"/>
         <w:contextualSpacing/>
         <w:rPr>
-          <w:sz w:val="22"/>
-        </w:rPr>
-      </w:pPr>
-      <w:r>
-        <w:rPr>
-          <w:sz w:val="22"/>
-        </w:rPr>
-        <w:t>Vitali Yermakou</w:t>
-      </w:r>
-    </w:p>
-    <w:p>
-      <w:pPr>
-        <w:spacing w:after="0" w:line="240" w:lineRule="auto"/>
-        <w:ind w:left="9" w:right="73"/>
-        <w:rPr>
-          <w:color w:val="auto"/>
-          <w:sz w:val="22"/>
-        </w:rPr>
-      </w:pPr>
-      <w:r>
-        <w:rPr>
-          <w:sz w:val="22"/>
-        </w:rPr>
-        <w:t xml:space="preserve">Persona física representante de </w:t>
-      </w:r>
-      <w:r>
-        <w:rPr>
-          <w:color w:val="auto"/>
-          <w:sz w:val="22"/>
-        </w:rPr>
-        <w:t>ID FINANCE INVESTMENTS, S.L.</w:t>
-      </w:r>
+          <w:szCs w:val="20"/>
+        </w:rPr>
+      </w:pPr>
     </w:p>
     <w:p>
       <w:pPr>
@@ -2797,50 +2700,75 @@
         <w:ind w:left="-6" w:right="73" w:hanging="11"/>
         <w:contextualSpacing/>
         <w:rPr>
-          <w:sz w:val="22"/>
-        </w:rPr>
-      </w:pPr>
-      <w:r>
-        <w:rPr>
-          <w:sz w:val="22"/>
-        </w:rPr>
-        <w:t>Administrador</w:t>
-      </w:r>
-      <w:r>
-        <w:rPr>
-          <w:sz w:val="22"/>
-        </w:rPr>
-        <w:t>a</w:t>
-      </w:r>
-      <w:r>
-        <w:rPr>
-          <w:sz w:val="22"/>
-        </w:rPr>
-        <w:t xml:space="preserve"> Únic</w:t>
-      </w:r>
-      <w:r>
-        <w:rPr>
-          <w:sz w:val="22"/>
-        </w:rPr>
-        <w:t>a</w:t>
-      </w:r>
+          <w:szCs w:val="20"/>
+        </w:rPr>
+      </w:pPr>
     </w:p>
     <w:p>
       <w:pPr>
         <w:spacing w:after="0" w:line="240" w:lineRule="auto"/>
         <w:ind w:left="-6" w:right="73" w:hanging="11"/>
         <w:contextualSpacing/>
-      </w:pPr>
-      <w:r>
-        <w:rPr>
-          <w:sz w:val="22"/>
-        </w:rPr>
-        <w:t>IDFINANCE SPAIN S.A.U.</w:t>
+        <w:rPr>
+          <w:szCs w:val="20"/>
+        </w:rPr>
+      </w:pPr>
+    </w:p>
+    <w:p>
+      <w:pPr>
+        <w:spacing w:after="0" w:line="240" w:lineRule="auto"/>
+        <w:ind w:left="-6" w:right="73" w:hanging="11"/>
+        <w:contextualSpacing/>
+        <w:rPr>
+          <w:szCs w:val="20"/>
+          <w:lang w:val="en-US"/>
+        </w:rPr>
+      </w:pPr>
+      <w:r>
+        <w:rPr>
+          <w:szCs w:val="20"/>
+          <w:lang w:val="en-US"/>
+        </w:rPr>
+        <w:t>Corrado Graziani</w:t>
+      </w:r>
+    </w:p>
+    <w:p>
+      <w:pPr>
+        <w:spacing w:after="0" w:line="240" w:lineRule="auto"/>
+        <w:ind w:left="-6" w:right="73" w:hanging="11"/>
+        <w:contextualSpacing/>
+        <w:rPr>
+          <w:szCs w:val="20"/>
+          <w:lang w:val="en-US"/>
+        </w:rPr>
+      </w:pPr>
+      <w:r>
+        <w:rPr>
+          <w:szCs w:val="20"/>
+          <w:lang w:val="en-US"/>
+        </w:rPr>
+        <w:t>Global Head of Collections</w:t>
+      </w:r>
+    </w:p>
+    <w:p>
+      <w:pPr>
+        <w:spacing w:after="0" w:line="240" w:lineRule="auto"/>
+        <w:ind w:left="-6" w:right="73" w:hanging="11"/>
+        <w:contextualSpacing/>
+        <w:rPr>
+          <w:szCs w:val="20"/>
+        </w:rPr>
+      </w:pPr>
+      <w:r>
+        <w:rPr>
+          <w:szCs w:val="20"/>
+        </w:rPr>
+        <w:t>IDFINANCE PLAZO, S.L.U.</w:t>
       </w:r>
     </w:p>
     <w:sectPr>
       <w:pgSz w:w="11906" w:h="16838"/>
-      <w:pgMar w:top="1418" w:right="1639" w:bottom="1418" w:left="1690" w:header="720" w:footer="720" w:gutter="0"/>
+      <w:pgMar w:top="1440" w:right="1640" w:bottom="1440" w:left="1688" w:header="720" w:footer="720" w:gutter="0"/>
       <w:cols w:space="720"/>
     </w:sectPr>
   </w:body>
@@ -2848,7 +2776,7 @@
 </file>
 
 <file path=word/numbering.xml><?xml version="1.0" encoding="utf-8"?>
-<w:numbering xmlns:wpc="http://schemas.microsoft.com/office/word/2010/wordprocessingCanvas" xmlns:cx="http://schemas.microsoft.com/office/drawing/2014/chartex" xmlns:cx1="http://schemas.microsoft.com/office/drawing/2015/9/8/chartex" xmlns:cx2="http://schemas.microsoft.com/office/drawing/2015/10/21/chartex" xmlns:cx3="http://schemas.microsoft.com/office/drawing/2016/5/9/chartex" xmlns:cx4="http://schemas.microsoft.com/office/drawing/2016/5/10/chartex" xmlns:cx5="http://schemas.microsoft.com/office/drawing/2016/5/11/chartex" xmlns:cx6="http://schemas.microsoft.com/office/drawing/2016/5/12/chartex" xmlns:cx7="http://schemas.microsoft.com/office/drawing/2016/5/13/chartex" xmlns:cx8="http://schemas.microsoft.com/office/drawing/2016/5/14/chartex" xmlns:mc="http://schemas.openxmlformats.org/markup-compatibility/2006" xmlns:aink="http://schemas.microsoft.com/office/drawing/2016/ink" xmlns:am3d="http://schemas.microsoft.com/office/drawing/2017/model3d" xmlns:o="urn:schemas-microsoft-com:office:office" xmlns:oel="http://schemas.microsoft.com/office/2019/extlst" xmlns:r="http://schemas.openxmlformats.org/officeDocument/2006/relationships" xmlns:m="http://schemas.openxmlformats.org/officeDocument/2006/math" xmlns:v="urn:schemas-microsoft-com:vml" xmlns:wp14="http://schemas.microsoft.com/office/word/2010/wordprocessingDrawing" xmlns:wp="http://schemas.openxmlformats.org/drawingml/2006/wordprocessingDrawing" xmlns:w10="urn:schemas-microsoft-com:office:word" xmlns:w="http://schemas.openxmlformats.org/wordprocessingml/2006/main" xmlns:w14="http://schemas.microsoft.com/office/word/2010/wordml" xmlns:w15="http://schemas.microsoft.com/office/word/2012/wordml" xmlns:w16cex="http://schemas.microsoft.com/office/word/2018/wordml/cex" xmlns:w16cid="http://schemas.microsoft.com/office/word/2016/wordml/cid" xmlns:w16="http://schemas.microsoft.com/office/word/2018/wordml" xmlns:w16du="http://schemas.microsoft.com/office/word/2023/wordml/word16du" xmlns:w16sdtdh="http://schemas.microsoft.com/office/word/2020/wordml/sdtdatahash" xmlns:w16sdtfl="http://schemas.microsoft.com/office/word/2024/wordml/sdtformatlock" xmlns:w16se="http://schemas.microsoft.com/office/word/2015/wordml/symex" xmlns:wpg="http://schemas.microsoft.com/office/word/2010/wordprocessingGroup" xmlns:wpi="http://schemas.microsoft.com/office/word/2010/wordprocessingInk" xmlns:wne="http://schemas.microsoft.com/office/word/2006/wordml" xmlns:wps="http://schemas.microsoft.com/office/word/2010/wordprocessingShape" mc:Ignorable="w14 w15 w16se w16cid w16 w16cex w16sdtdh w16sdtfl w16du wp14">
+<w:numbering xmlns:wpc="http://schemas.microsoft.com/office/word/2010/wordprocessingCanvas" xmlns:cx="http://schemas.microsoft.com/office/drawing/2014/chartex" xmlns:cx1="http://schemas.microsoft.com/office/drawing/2015/9/8/chartex" xmlns:cx2="http://schemas.microsoft.com/office/drawing/2015/10/21/chartex" xmlns:cx3="http://schemas.microsoft.com/office/drawing/2016/5/9/chartex" xmlns:cx4="http://schemas.microsoft.com/office/drawing/2016/5/10/chartex" xmlns:cx5="http://schemas.microsoft.com/office/drawing/2016/5/11/chartex" xmlns:cx6="http://schemas.microsoft.com/office/drawing/2016/5/12/chartex" xmlns:cx7="http://schemas.microsoft.com/office/drawing/2016/5/13/chartex" xmlns:cx8="http://schemas.microsoft.com/office/drawing/2016/5/14/chartex" xmlns:mc="http://schemas.openxmlformats.org/markup-compatibility/2006" xmlns:aink="http://schemas.microsoft.com/office/drawing/2016/ink" xmlns:am3d="http://schemas.microsoft.com/office/drawing/2017/model3d" xmlns:o="urn:schemas-microsoft-com:office:office" xmlns:r="http://schemas.openxmlformats.org/officeDocument/2006/relationships" xmlns:m="http://schemas.openxmlformats.org/officeDocument/2006/math" xmlns:v="urn:schemas-microsoft-com:vml" xmlns:wp14="http://schemas.microsoft.com/office/word/2010/wordprocessingDrawing" xmlns:wp="http://schemas.openxmlformats.org/drawingml/2006/wordprocessingDrawing" xmlns:w10="urn:schemas-microsoft-com:office:word" xmlns:w="http://schemas.openxmlformats.org/wordprocessingml/2006/main" xmlns:w14="http://schemas.microsoft.com/office/word/2010/wordml" xmlns:w15="http://schemas.microsoft.com/office/word/2012/wordml" xmlns:w16cex="http://schemas.microsoft.com/office/word/2018/wordml/cex" xmlns:w16cid="http://schemas.microsoft.com/office/word/2016/wordml/cid" xmlns:w16="http://schemas.microsoft.com/office/word/2018/wordml" xmlns:w16sdtdh="http://schemas.microsoft.com/office/word/2020/wordml/sdtdatahash" xmlns:w16se="http://schemas.microsoft.com/office/word/2015/wordml/symex" xmlns:wpg="http://schemas.microsoft.com/office/word/2010/wordprocessingGroup" xmlns:wpi="http://schemas.microsoft.com/office/word/2010/wordprocessingInk" xmlns:wne="http://schemas.microsoft.com/office/word/2006/wordml" xmlns:wps="http://schemas.microsoft.com/office/word/2010/wordprocessingShape" mc:Ignorable="w14 w15 w16se w16cid w16 w16cex w16sdtdh wp14">
   <w:abstractNum w:abstractNumId="0" w15:restartNumberingAfterBreak="0">
     <w:nsid w:val="022876BE"/>
     <w:multiLevelType w:val="hybridMultilevel"/>
@@ -3287,20 +3215,20 @@
       </w:rPr>
     </w:lvl>
   </w:abstractNum>
-  <w:num w:numId="1" w16cid:durableId="1196428163">
+  <w:num w:numId="1">
     <w:abstractNumId w:val="2"/>
   </w:num>
-  <w:num w:numId="2" w16cid:durableId="1495951052">
+  <w:num w:numId="2">
     <w:abstractNumId w:val="1"/>
   </w:num>
-  <w:num w:numId="3" w16cid:durableId="1898201201">
+  <w:num w:numId="3">
     <w:abstractNumId w:val="0"/>
   </w:num>
 </w:numbering>
 </file>
 
 <file path=word/styles.xml><?xml version="1.0" encoding="utf-8"?>
-<w:styles xmlns:mc="http://schemas.openxmlformats.org/markup-compatibility/2006" xmlns:r="http://schemas.openxmlformats.org/officeDocument/2006/relationships" xmlns:w="http://schemas.openxmlformats.org/wordprocessingml/2006/main" xmlns:w14="http://schemas.microsoft.com/office/word/2010/wordml" xmlns:w15="http://schemas.microsoft.com/office/word/2012/wordml" xmlns:w16cex="http://schemas.microsoft.com/office/word/2018/wordml/cex" xmlns:w16cid="http://schemas.microsoft.com/office/word/2016/wordml/cid" xmlns:w16="http://schemas.microsoft.com/office/word/2018/wordml" xmlns:w16du="http://schemas.microsoft.com/office/word/2023/wordml/word16du" xmlns:w16sdtdh="http://schemas.microsoft.com/office/word/2020/wordml/sdtdatahash" xmlns:w16sdtfl="http://schemas.microsoft.com/office/word/2024/wordml/sdtformatlock" xmlns:w16se="http://schemas.microsoft.com/office/word/2015/wordml/symex" mc:Ignorable="w14 w15 w16se w16cid w16 w16cex w16sdtdh w16sdtfl w16du">
+<w:styles xmlns:mc="http://schemas.openxmlformats.org/markup-compatibility/2006" xmlns:r="http://schemas.openxmlformats.org/officeDocument/2006/relationships" xmlns:w="http://schemas.openxmlformats.org/wordprocessingml/2006/main" xmlns:w14="http://schemas.microsoft.com/office/word/2010/wordml" xmlns:w15="http://schemas.microsoft.com/office/word/2012/wordml" xmlns:w16cex="http://schemas.microsoft.com/office/word/2018/wordml/cex" xmlns:w16cid="http://schemas.microsoft.com/office/word/2016/wordml/cid" xmlns:w16="http://schemas.microsoft.com/office/word/2018/wordml" xmlns:w16sdtdh="http://schemas.microsoft.com/office/word/2020/wordml/sdtdatahash" xmlns:w16se="http://schemas.microsoft.com/office/word/2015/wordml/symex" mc:Ignorable="w14 w15 w16se w16cid w16 w16cex w16sdtdh">
   <w:docDefaults>
     <w:rPrDefault>
       <w:rPr>
